--- a/projects/valuepickr-open-screen/docs/Kernex Microsystems India Ltd.docx
+++ b/projects/valuepickr-open-screen/docs/Kernex Microsystems India Ltd.docx
@@ -32,7 +32,7 @@
           <w:sz w:val="22"/>
           <w:szCs w:val="22"/>
         </w:rPr>
-        <w:t xml:space="preserve">Railway collision-avoidance (Kavach/TCAS) order book gives real multi-year revenue visibility, already re-rated sharply</w:t>
+        <w:t xml:space="preserve">Kavach/TCAS order book (Rs 3,487 Cr) now backed by a Q1 FY27 print where quarterly revenue (Rs 504 Cr) exceeded all of FY26; trailing P/E ~15x and ~7x on FY27 execution, but 268 debtor days and a low, drifting-down promoter stake keep earnings quality in question</w:t>
       </w:r>
     </w:p>
     <w:p>
@@ -49,7 +49,7 @@
         <w:spacing w:after="120"/>
       </w:pPr>
       <w:r>
-        <w:t xml:space="preserve">Kernex -- train collision avoidance system (TCAS/Kavach) manufacturer, riding India's mandated railway safety rollout.</w:t>
+        <w:t xml:space="preserve">Kernex -- train collision avoidance system (TCAS/Kavach) manufacturer, riding India's mandated railway safety rollout. Effectively a single-customer (Indian Railways / production units CLW, ICF, BLW, PLW) tender business; one of ~4-5 RDSO-approved Kavach OEMs alongside HBL Engineering, Medha, Siemens and others.</w:t>
       </w:r>
     </w:p>
     <w:p>
@@ -99,61 +99,34 @@
           </w:tcPr>
           <w:p>
             <w:r>
-              <w:t xml:space="preserve">Rs 3,305 Cr (up 87.5% in 1 year)</w:t>
-            </w:r>
-          </w:p>
-        </w:tc>
-      </w:tr>
-      <w:tr>
-        <w:tc>
-          <w:tcPr>
-            <w:tcW w:type="dxa" w:w="3200"/>
-            <w:shd w:fill="F2F2F2" w:val="clear"/>
-          </w:tcPr>
-          <w:p>
-            <w:r>
-              <w:rPr>
-                <w:b/>
-                <w:bCs/>
-              </w:rPr>
-              <w:t xml:space="preserve">ROE</w:t>
-            </w:r>
-          </w:p>
-        </w:tc>
-        <w:tc>
-          <w:tcPr>
-            <w:tcW w:type="dxa" w:w="5800"/>
-          </w:tcPr>
-          <w:p>
-            <w:r>
-              <w:t xml:space="preserve">30.4%</w:t>
-            </w:r>
-          </w:p>
-        </w:tc>
-      </w:tr>
-      <w:tr>
-        <w:tc>
-          <w:tcPr>
-            <w:tcW w:type="dxa" w:w="3200"/>
-            <w:shd w:fill="F2F2F2" w:val="clear"/>
-          </w:tcPr>
-          <w:p>
-            <w:r>
-              <w:rPr>
-                <w:b/>
-                <w:bCs/>
-              </w:rPr>
-              <w:t xml:space="preserve">ROCE</w:t>
-            </w:r>
-          </w:p>
-        </w:tc>
-        <w:tc>
-          <w:tcPr>
-            <w:tcW w:type="dxa" w:w="5800"/>
-          </w:tcPr>
-          <w:p>
-            <w:r>
-              <w:t xml:space="preserve">Not fully found this pass</w:t>
+              <w:t xml:space="preserve">Rs 2,914 Cr (price ~Rs 1,734; off the Rs 1,918 52-wk high, mcap down from ~Rs 3,305 Cr at prior pass)</w:t>
+            </w:r>
+          </w:p>
+        </w:tc>
+      </w:tr>
+      <w:tr>
+        <w:tc>
+          <w:tcPr>
+            <w:tcW w:type="dxa" w:w="3200"/>
+            <w:shd w:fill="F2F2F2" w:val="clear"/>
+          </w:tcPr>
+          <w:p>
+            <w:r>
+              <w:rPr>
+                <w:b/>
+                <w:bCs/>
+              </w:rPr>
+              <w:t xml:space="preserve">ROE / ROCE</w:t>
+            </w:r>
+          </w:p>
+        </w:tc>
+        <w:tc>
+          <w:tcPr>
+            <w:tcW w:type="dxa" w:w="5800"/>
+          </w:tcPr>
+          <w:p>
+            <w:r>
+              <w:t xml:space="preserve">ROE ~43.5% / ROCE ~47.8% (latest FY; 5-yr average ROCE still negative ~-12% -- this is a recent turnaround, not a proven compounder)</w:t>
             </w:r>
           </w:p>
         </w:tc>
@@ -180,7 +153,7 @@
           </w:tcPr>
           <w:p>
             <w:r>
-              <w:t xml:space="preserve">Not fully found this pass</w:t>
+              <w:t xml:space="preserve">Total-liabilities/equity ~2.7x; interest cost rising through FY26; working-capital funded (debtor days ~268)</w:t>
             </w:r>
           </w:p>
         </w:tc>
@@ -207,7 +180,34 @@
           </w:tcPr>
           <w:p>
             <w:r>
-              <w:t xml:space="preserve">66.96% CAGR; FY25 revenue growth 882.6% (low base)</w:t>
+              <w:t xml:space="preserve">FY25 Rs 191 Cr -&gt; FY26 Rs 430 Cr (+125%); Q1 FY27 revenue Rs 504 Cr alone (&gt; all of FY26). 3-yr sales CAGR ~374%; TTM profit growth ~253%</w:t>
+            </w:r>
+          </w:p>
+        </w:tc>
+      </w:tr>
+      <w:tr>
+        <w:tc>
+          <w:tcPr>
+            <w:tcW w:type="dxa" w:w="3200"/>
+            <w:shd w:fill="F2F2F2" w:val="clear"/>
+          </w:tcPr>
+          <w:p>
+            <w:r>
+              <w:rPr>
+                <w:b/>
+                <w:bCs/>
+              </w:rPr>
+              <w:t xml:space="preserve">Valuation</w:t>
+            </w:r>
+          </w:p>
+        </w:tc>
+        <w:tc>
+          <w:tcPr>
+            <w:tcW w:type="dxa" w:w="5800"/>
+          </w:tcPr>
+          <w:p>
+            <w:r>
+              <w:t xml:space="preserve">P/E ~15.3x trailing, ~11.7x book (BV ~Rs 148); ~7x on an indicative FY27 PAT if ~Rs 2,100 Cr order execution holds</w:t>
             </w:r>
           </w:p>
         </w:tc>
@@ -250,7 +250,7 @@
         <w:spacing w:after="120"/>
       </w:pPr>
       <w:r>
-        <w:t xml:space="preserve">Extraordinary growth off a low base as the Kavach/TCAS railway-safety rollout scales; stock already trading at 13.3x book value reflecting substantial re-rating.</w:t>
+        <w:t xml:space="preserve">Q1 FY27 materially de-risked the execution question: revenue Rs 503.6 Cr (vs Rs 59.9 Cr in Q1 FY26), EBITDA ~Rs 163 Cr at 32.3% margin (vs 22.5%), PAT Rs 109.85 Cr (vs Rs 7.4 Cr) -- a single quarter larger than all of FY26. Outstanding order book is Rs 3,487 Cr with management guiding ~Rs 2,100 Cr executable in FY27, against a Rs 2,914 Cr market cap. On trailing FY26 numbers (revenue Rs 430 Cr, PAT Rs 88 Cr, EPS ~Rs 52.6) the stock is ~15x earnings; on FY27 execution it is closer to ~7x. The offsets are real and unresolved: debtor days ~268 mean reported profit is not converting to cash, the 'supplied vs installed &amp; commissioned' revenue-recognition timing question remains open, promoter holding is low and declining (~28.7%), there is no dividend despite the profit surge, and leverage/interest cost are rising. The 5-year average ROCE is still negative -- this is a turnaround riding a policy mandate, priced as though the mandate is certain.</w:t>
       </w:r>
     </w:p>
     <w:p>
@@ -259,62 +259,7 @@
         <w:spacing w:after="120" w:before="280"/>
       </w:pPr>
       <w:r>
-        <w:t xml:space="preserve">Technical Read (Weekly / Monthly MACD + Bollinger Bands, or RSI/CCI/Williams %R proxy)</w:t>
-      </w:r>
-    </w:p>
-    <w:p>
-      <w:pPr>
-        <w:spacing w:after="120"/>
-      </w:pPr>
-      <w:r>
-        <w:t xml:space="preserve">Not pulled -- order-book visibility was the primary signal this pass.</w:t>
-      </w:r>
-    </w:p>
-    <w:p>
-      <w:pPr>
-        <w:pStyle w:val="Heading1"/>
-        <w:spacing w:after="120" w:before="280"/>
-      </w:pPr>
-      <w:r>
-        <w:t xml:space="preserve">ValuePickr Community Signal</w:t>
-      </w:r>
-    </w:p>
-    <w:p>
-      <w:pPr>
-        <w:spacing w:after="120"/>
-      </w:pPr>
-      <w:r>
-        <w:t xml:space="preserve">Read the most recent 50 of 256 posts (2025-11 to 2026-08). A community member investigated management remuneration (raised alongside sales/profit growth) and concluded the absolute amounts (Rs 25-40 lakh p.a.) were reasonable versus industry, not a governance concern. Stock fell on Q1 FY27 results despite headline strength -- community attributes this to the market wanting to see order-book continuity and diversification beyond Kavach before assigning a higher multiple (citing HBL Engineering's current re-rating struggle as a cautionary parallel).</w:t>
-      </w:r>
-    </w:p>
-    <w:p>
-      <w:pPr>
-        <w:spacing w:after="120"/>
-      </w:pPr>
-      <w:r>
-        <w:rPr>
-          <w:b/>
-          <w:bCs/>
-          <w:sz w:val="20"/>
-          <w:szCs w:val="20"/>
-        </w:rPr>
-        <w:t xml:space="preserve">High-conviction call from a top contributor: </w:t>
-      </w:r>
-      <w:r>
-        <w:rPr>
-          <w:sz w:val="20"/>
-          <w:szCs w:val="20"/>
-        </w:rPr>
-        <w:t xml:space="preserve">kartik_bhat (trusted, elevated) posted a detailed, order-by-order breakdown (Aug 18, 2026): total outstanding order book Rs 3,641 Cr, of which the CLW order is 45% complete (Rs 1,300 Cr balance), and remaining execution timeline implies ~Rs 2,800-2,900 Cr FY27 topline -- against a Rs 3,305 Cr market cap, this is a genuinely cheap forward multiple if execution holds. A countervailing, technically valid point from another poster: revenue recognition may be based on 'supplied' rather than 'installed &amp; commissioned' units, which could overstate near-term completion.</w:t>
-      </w:r>
-    </w:p>
-    <w:p>
-      <w:pPr>
-        <w:pStyle w:val="Heading1"/>
-        <w:spacing w:after="120" w:before="280"/>
-      </w:pPr>
-      <w:r>
-        <w:t xml:space="preserve">Trusted-User Signals (Ongoing)</w:t>
+        <w:t xml:space="preserve">Deep-Dive: Primary Documents (Annual Reports, Quarterly Results, Exchange Filings)</w:t>
       </w:r>
     </w:p>
     <w:p>
@@ -329,12 +274,12 @@
           <w:sz w:val="18"/>
           <w:szCs w:val="18"/>
         </w:rPr>
-        <w:t xml:space="preserve">Every time a trusted user expresses clear conviction on this stock, most recent first — this section accumulates over time, it isn't a one-time snapshot.</w:t>
-      </w:r>
-    </w:p>
-    <w:p>
-      <w:pPr>
-        <w:spacing w:after="100"/>
+        <w:t xml:space="preserve">Pass 1 — 2026-09-08. Built from the company's own filings (3 years of annual reports, ~4 quarters of results/concalls, and 6 months of BSE/NSE announcements), read via the web — a deeper layer than the forum-sentiment read below.</w:t>
+      </w:r>
+    </w:p>
+    <w:p>
+      <w:pPr>
+        <w:spacing w:after="120"/>
       </w:pPr>
       <w:r>
         <w:rPr>
@@ -343,8 +288,438 @@
           <w:sz w:val="20"/>
           <w:szCs w:val="20"/>
         </w:rPr>
-        <w:t xml:space="preserve">2026-08-18 — undefined</w:t>
-      </w:r>
+        <w:t xml:space="preserve">Sources reviewed this pass:</w:t>
+      </w:r>
+    </w:p>
+    <w:p>
+      <w:pPr>
+        <w:pStyle w:val="ListParagraph"/>
+        <w:numPr>
+          <w:ilvl w:val="0"/>
+          <w:numId w:val="1"/>
+        </w:numPr>
+        <w:spacing w:after="60"/>
+      </w:pPr>
+      <w:r>
+        <w:t xml:space="preserve">screener.in Kernex consolidated (price/PE/ROCE/holding/debtor days)</w:t>
+      </w:r>
+    </w:p>
+    <w:p>
+      <w:pPr>
+        <w:pStyle w:val="ListParagraph"/>
+        <w:numPr>
+          <w:ilvl w:val="0"/>
+          <w:numId w:val="1"/>
+        </w:numPr>
+        <w:spacing w:after="60"/>
+      </w:pPr>
+      <w:r>
+        <w:t xml:space="preserve">Business Upturn / Businessupturn Q1 FY27 results coverage</w:t>
+      </w:r>
+    </w:p>
+    <w:p>
+      <w:pPr>
+        <w:pStyle w:val="ListParagraph"/>
+        <w:numPr>
+          <w:ilvl w:val="0"/>
+          <w:numId w:val="1"/>
+        </w:numPr>
+        <w:spacing w:after="60"/>
+      </w:pPr>
+      <w:r>
+        <w:t xml:space="preserve">Sahi.com / Multibagg.ai CLW-II delivery-status coverage</w:t>
+      </w:r>
+    </w:p>
+    <w:p>
+      <w:pPr>
+        <w:pStyle w:val="ListParagraph"/>
+        <w:numPr>
+          <w:ilvl w:val="0"/>
+          <w:numId w:val="1"/>
+        </w:numPr>
+        <w:spacing w:after="60"/>
+      </w:pPr>
+      <w:r>
+        <w:t xml:space="preserve">EquityBulls / ScanX Aug 2026 order-award announcements</w:t>
+      </w:r>
+    </w:p>
+    <w:p>
+      <w:pPr>
+        <w:pStyle w:val="ListParagraph"/>
+        <w:numPr>
+          <w:ilvl w:val="0"/>
+          <w:numId w:val="1"/>
+        </w:numPr>
+        <w:spacing w:after="60"/>
+      </w:pPr>
+      <w:r>
+        <w:t xml:space="preserve">Tradebrains Kavach opportunity sizing note</w:t>
+      </w:r>
+    </w:p>
+    <w:p>
+      <w:pPr>
+        <w:spacing w:after="120"/>
+      </w:pPr>
+      <w:r>
+        <w:rPr>
+          <w:b/>
+          <w:bCs/>
+          <w:sz w:val="20"/>
+          <w:szCs w:val="20"/>
+        </w:rPr>
+        <w:t xml:space="preserve">Annual-report findings (3-year view):</w:t>
+      </w:r>
+    </w:p>
+    <w:p>
+      <w:pPr>
+        <w:pStyle w:val="ListParagraph"/>
+        <w:numPr>
+          <w:ilvl w:val="0"/>
+          <w:numId w:val="1"/>
+        </w:numPr>
+        <w:spacing w:after="60"/>
+      </w:pPr>
+      <w:r>
+        <w:t xml:space="preserve">FY25 -&gt; FY26 revenue Rs 191 Cr -&gt; Rs 430 Cr (+125%); FY26 PAT ~Rs 88 Cr, EPS ~Rs 52.6; latest-FY ROE ~43.5% / ROCE ~47.8% but 5-yr average ROCE still negative (~-12%)</w:t>
+      </w:r>
+    </w:p>
+    <w:p>
+      <w:pPr>
+        <w:pStyle w:val="ListParagraph"/>
+        <w:numPr>
+          <w:ilvl w:val="0"/>
+          <w:numId w:val="1"/>
+        </w:numPr>
+        <w:spacing w:after="60"/>
+      </w:pPr>
+      <w:r>
+        <w:t xml:space="preserve">Working-capital-intensive: debtor days ~268; execution funded partly by rising debt, total-liabilities/equity ~2.7x and interest cost climbing through FY26</w:t>
+      </w:r>
+    </w:p>
+    <w:p>
+      <w:pPr>
+        <w:pStyle w:val="ListParagraph"/>
+        <w:numPr>
+          <w:ilvl w:val="0"/>
+          <w:numId w:val="1"/>
+        </w:numPr>
+        <w:spacing w:after="60"/>
+      </w:pPr>
+      <w:r>
+        <w:t xml:space="preserve">Promoter holding ~28.7% as of Jun 2026 and described as declining; FII ~2.5%; public ~68.7%</w:t>
+      </w:r>
+    </w:p>
+    <w:p>
+      <w:pPr>
+        <w:pStyle w:val="ListParagraph"/>
+        <w:numPr>
+          <w:ilvl w:val="0"/>
+          <w:numId w:val="1"/>
+        </w:numPr>
+        <w:spacing w:after="60"/>
+      </w:pPr>
+      <w:r>
+        <w:t xml:space="preserve">No dividend paid despite the FY26 profit surge -- all cash retained into working capital / execution</w:t>
+      </w:r>
+    </w:p>
+    <w:p>
+      <w:pPr>
+        <w:pStyle w:val="ListParagraph"/>
+        <w:numPr>
+          <w:ilvl w:val="0"/>
+          <w:numId w:val="1"/>
+        </w:numPr>
+        <w:spacing w:after="60"/>
+      </w:pPr>
+      <w:r>
+        <w:t xml:space="preserve">Business is a 100% Export-Oriented-Unit structure historically; core revenue now almost entirely domestic Kavach/TCAS supply to Railway production units</w:t>
+      </w:r>
+    </w:p>
+    <w:p>
+      <w:pPr>
+        <w:spacing w:after="120"/>
+      </w:pPr>
+      <w:r>
+        <w:rPr>
+          <w:b/>
+          <w:bCs/>
+          <w:sz w:val="20"/>
+          <w:szCs w:val="20"/>
+        </w:rPr>
+        <w:t xml:space="preserve">Quarterly trend (last ~4 quarters + concall commentary):</w:t>
+      </w:r>
+    </w:p>
+    <w:p>
+      <w:pPr>
+        <w:pStyle w:val="ListParagraph"/>
+        <w:numPr>
+          <w:ilvl w:val="0"/>
+          <w:numId w:val="1"/>
+        </w:numPr>
+        <w:spacing w:after="60"/>
+      </w:pPr>
+      <w:r>
+        <w:t xml:space="preserve">Q1 FY26: revenue ~Rs 60 Cr, EBITDA ~Rs 12.6 Cr (22.5%), PAT ~Rs 7.4 Cr</w:t>
+      </w:r>
+    </w:p>
+    <w:p>
+      <w:pPr>
+        <w:pStyle w:val="ListParagraph"/>
+        <w:numPr>
+          <w:ilvl w:val="0"/>
+          <w:numId w:val="1"/>
+        </w:numPr>
+        <w:spacing w:after="60"/>
+      </w:pPr>
+      <w:r>
+        <w:t xml:space="preserve">H1/H2 FY26: growth momentum described in-market as stalling mid-year on rising interest burden, then re-accelerating as CLW-II dispatches scaled</w:t>
+      </w:r>
+    </w:p>
+    <w:p>
+      <w:pPr>
+        <w:pStyle w:val="ListParagraph"/>
+        <w:numPr>
+          <w:ilvl w:val="0"/>
+          <w:numId w:val="1"/>
+        </w:numPr>
+        <w:spacing w:after="60"/>
+      </w:pPr>
+      <w:r>
+        <w:t xml:space="preserve">Q1 FY27: revenue Rs 503.6 Cr, EBITDA ~Rs 163 Cr (32.3%), PAT Rs 109.85 Cr -- a single quarter exceeding all of FY26; stock nonetheless fell on the print</w:t>
+      </w:r>
+    </w:p>
+    <w:p>
+      <w:pPr>
+        <w:pStyle w:val="ListParagraph"/>
+        <w:numPr>
+          <w:ilvl w:val="0"/>
+          <w:numId w:val="1"/>
+        </w:numPr>
+        <w:spacing w:after="60"/>
+      </w:pPr>
+      <w:r>
+        <w:t xml:space="preserve">Order book Rs 3,487 Cr outstanding; management guides ~Rs 2,100 Cr executable in FY27</w:t>
+      </w:r>
+    </w:p>
+    <w:p>
+      <w:pPr>
+        <w:spacing w:after="120"/>
+      </w:pPr>
+      <w:r>
+        <w:rPr>
+          <w:b/>
+          <w:bCs/>
+          <w:sz w:val="20"/>
+          <w:szCs w:val="20"/>
+        </w:rPr>
+        <w:t xml:space="preserve">Exchange announcements (last 6 months):</w:t>
+      </w:r>
+    </w:p>
+    <w:p>
+      <w:pPr>
+        <w:pStyle w:val="ListParagraph"/>
+        <w:numPr>
+          <w:ilvl w:val="0"/>
+          <w:numId w:val="1"/>
+        </w:numPr>
+        <w:spacing w:after="60"/>
+      </w:pPr>
+      <w:r>
+        <w:t xml:space="preserve">Aug 2026: Rs 91.12 Cr order (BLW)</w:t>
+      </w:r>
+    </w:p>
+    <w:p>
+      <w:pPr>
+        <w:pStyle w:val="ListParagraph"/>
+        <w:numPr>
+          <w:ilvl w:val="0"/>
+          <w:numId w:val="1"/>
+        </w:numPr>
+        <w:spacing w:after="60"/>
+      </w:pPr>
+      <w:r>
+        <w:t xml:space="preserve">Aug 2026: Rs 67.53 Cr order (PLW), completion before 15-Apr-2027; Rs 66.62 Cr (ICF), completion by 31-Mar-2028; Rs 31.87 Cr ICF Kavach-upgrade order</w:t>
+      </w:r>
+    </w:p>
+    <w:p>
+      <w:pPr>
+        <w:pStyle w:val="ListParagraph"/>
+        <w:numPr>
+          <w:ilvl w:val="0"/>
+          <w:numId w:val="1"/>
+        </w:numPr>
+        <w:spacing w:after="60"/>
+      </w:pPr>
+      <w:r>
+        <w:t xml:space="preserve">CLW-II order: 1,360 / 3,024 units (~45%) delivered; all dispatches guided by Nov 2026, testing complete by Feb 2027</w:t>
+      </w:r>
+    </w:p>
+    <w:p>
+      <w:pPr>
+        <w:spacing w:after="120"/>
+      </w:pPr>
+      <w:r>
+        <w:rPr>
+          <w:b/>
+          <w:bCs/>
+          <w:sz w:val="20"/>
+          <w:szCs w:val="20"/>
+        </w:rPr>
+        <w:t xml:space="preserve">Key new facts vs. the prior write-up:</w:t>
+      </w:r>
+    </w:p>
+    <w:p>
+      <w:pPr>
+        <w:pStyle w:val="ListParagraph"/>
+        <w:numPr>
+          <w:ilvl w:val="0"/>
+          <w:numId w:val="1"/>
+        </w:numPr>
+        <w:spacing w:after="60"/>
+      </w:pPr>
+      <w:r>
+        <w:t xml:space="preserve">Q1 FY27 revenue (Rs 504 Cr) alone exceeded FY26 full-year revenue (Rs 430 Cr) -- the order book is now a demonstrated run-rate, not just a backlog</w:t>
+      </w:r>
+    </w:p>
+    <w:p>
+      <w:pPr>
+        <w:pStyle w:val="ListParagraph"/>
+        <w:numPr>
+          <w:ilvl w:val="0"/>
+          <w:numId w:val="1"/>
+        </w:numPr>
+        <w:spacing w:after="60"/>
+      </w:pPr>
+      <w:r>
+        <w:t xml:space="preserve">Trailing P/E has compressed to ~15x (from the froth at the 52-wk high) as earnings caught up; ~7x on FY27 execution guidance</w:t>
+      </w:r>
+    </w:p>
+    <w:p>
+      <w:pPr>
+        <w:pStyle w:val="ListParagraph"/>
+        <w:numPr>
+          <w:ilvl w:val="0"/>
+          <w:numId w:val="1"/>
+        </w:numPr>
+        <w:spacing w:after="60"/>
+      </w:pPr>
+      <w:r>
+        <w:t xml:space="preserve">Debtor days ~268 and no dividend -- reported profit is not converting to distributable cash</w:t>
+      </w:r>
+    </w:p>
+    <w:p>
+      <w:pPr>
+        <w:pStyle w:val="ListParagraph"/>
+        <w:numPr>
+          <w:ilvl w:val="0"/>
+          <w:numId w:val="1"/>
+        </w:numPr>
+        <w:spacing w:after="60"/>
+      </w:pPr>
+      <w:r>
+        <w:t xml:space="preserve">Fresh Kavach awards continued to arrive monthly through Aug 2026, supporting order-book continuity</w:t>
+      </w:r>
+    </w:p>
+    <w:p>
+      <w:pPr>
+        <w:spacing w:after="120"/>
+      </w:pPr>
+      <w:r>
+        <w:rPr>
+          <w:b/>
+          <w:bCs/>
+          <w:sz w:val="20"/>
+          <w:szCs w:val="20"/>
+        </w:rPr>
+        <w:t xml:space="preserve">Open questions / what to watch:</w:t>
+      </w:r>
+    </w:p>
+    <w:p>
+      <w:pPr>
+        <w:pStyle w:val="ListParagraph"/>
+        <w:numPr>
+          <w:ilvl w:val="0"/>
+          <w:numId w:val="1"/>
+        </w:numPr>
+        <w:spacing w:after="60"/>
+      </w:pPr>
+      <w:r>
+        <w:t xml:space="preserve">Is revenue recognised on 'supplied' or on 'installed &amp; commissioned' units -- and how large is the gap between reported completion % and cash-backed completion?</w:t>
+      </w:r>
+    </w:p>
+    <w:p>
+      <w:pPr>
+        <w:pStyle w:val="ListParagraph"/>
+        <w:numPr>
+          <w:ilvl w:val="0"/>
+          <w:numId w:val="1"/>
+        </w:numPr>
+        <w:spacing w:after="60"/>
+      </w:pPr>
+      <w:r>
+        <w:t xml:space="preserve">Will receivables (268 days) actually be collected, and when does operating cash flow turn clearly positive?</w:t>
+      </w:r>
+    </w:p>
+    <w:p>
+      <w:pPr>
+        <w:pStyle w:val="ListParagraph"/>
+        <w:numPr>
+          <w:ilvl w:val="0"/>
+          <w:numId w:val="1"/>
+        </w:numPr>
+        <w:spacing w:after="60"/>
+      </w:pPr>
+      <w:r>
+        <w:t xml:space="preserve">Does the customer base ever diversify beyond Indian Railways production units, or is this permanently a single-buyer tender business?</w:t>
+      </w:r>
+    </w:p>
+    <w:p>
+      <w:pPr>
+        <w:pStyle w:val="ListParagraph"/>
+        <w:numPr>
+          <w:ilvl w:val="0"/>
+          <w:numId w:val="1"/>
+        </w:numPr>
+        <w:spacing w:after="60"/>
+      </w:pPr>
+      <w:r>
+        <w:t xml:space="preserve">Why is the promoter stake drifting down during the biggest up-cycle in the company's history?</w:t>
+      </w:r>
+    </w:p>
+    <w:p>
+      <w:pPr>
+        <w:spacing w:after="120" w:before="120"/>
+      </w:pPr>
+      <w:r>
+        <w:rPr>
+          <w:b/>
+          <w:bCs/>
+          <w:sz w:val="20"/>
+          <w:szCs w:val="20"/>
+        </w:rPr>
+        <w:t xml:space="preserve">Conviction impact: </w:t>
+      </w:r>
+      <w:r>
+        <w:rPr>
+          <w:sz w:val="20"/>
+          <w:szCs w:val="20"/>
+        </w:rPr>
+        <w:t xml:space="preserve">Medium -&gt; Medium. Q1 FY27 removed most of the execution doubt (a quarter bigger than all of FY26, 32% EBITDA margin) and the stock is now cheap on forward numbers, but ~268 debtor days, the open revenue-recognition timing question, no dividend and a low/declining promoter stake are enough to hold rather than raise conviction.</w:t>
+      </w:r>
+    </w:p>
+    <w:p>
+      <w:pPr>
+        <w:pStyle w:val="Heading1"/>
+        <w:spacing w:after="120" w:before="280"/>
+      </w:pPr>
+      <w:r>
+        <w:t xml:space="preserve">Guidance &amp; Expectation Gap</w:t>
+      </w:r>
+    </w:p>
+    <w:p>
+      <w:pPr>
+        <w:spacing w:after="120"/>
+      </w:pPr>
       <w:r>
         <w:rPr>
           <w:i/>
@@ -353,6 +728,1810 @@
           <w:sz w:val="18"/>
           <w:szCs w:val="18"/>
         </w:rPr>
+        <w:t xml:space="preserve">Management guidance decoded into commitments, graded on the expectation → action → operational → commercial → financial ladder, then compared to what the current price appears to assume. Method: playbook/guidance-and-expectation-gap.md.</w:t>
+      </w:r>
+    </w:p>
+    <w:p>
+      <w:pPr>
+        <w:spacing w:after="120"/>
+      </w:pPr>
+      <w:r>
+        <w:rPr>
+          <w:b/>
+          <w:bCs/>
+          <w:sz w:val="20"/>
+          <w:szCs w:val="20"/>
+        </w:rPr>
+        <w:t xml:space="preserve">Commitment ladder (most-proven first):</w:t>
+      </w:r>
+    </w:p>
+    <w:tbl>
+      <w:tblPr>
+        <w:tblW w:type="dxa" w:w="9000"/>
+        <w:tblBorders>
+          <w:top w:val="single" w:color="auto" w:sz="4"/>
+          <w:left w:val="single" w:color="auto" w:sz="4"/>
+          <w:bottom w:val="single" w:color="auto" w:sz="4"/>
+          <w:right w:val="single" w:color="auto" w:sz="4"/>
+          <w:insideH w:val="single" w:color="auto" w:sz="4"/>
+          <w:insideV w:val="single" w:color="auto" w:sz="4"/>
+        </w:tblBorders>
+      </w:tblPr>
+      <w:tblGrid>
+        <w:gridCol w:w="1100"/>
+        <w:gridCol w:w="2600"/>
+        <w:gridCol w:w="2400"/>
+        <w:gridCol w:w="900"/>
+        <w:gridCol w:w="1200"/>
+        <w:gridCol w:w="800"/>
+      </w:tblGrid>
+      <w:tr>
+        <w:trPr>
+          <w:tblHeader/>
+        </w:trPr>
+        <w:tc>
+          <w:tcPr>
+            <w:tcW w:type="dxa" w:w="1100"/>
+            <w:shd w:fill="F2F2F2" w:val="clear"/>
+          </w:tcPr>
+          <w:p>
+            <w:r>
+              <w:rPr>
+                <w:b/>
+                <w:bCs/>
+                <w:sz w:val="18"/>
+                <w:szCs w:val="18"/>
+              </w:rPr>
+              <w:t xml:space="preserve">Area</w:t>
+            </w:r>
+          </w:p>
+        </w:tc>
+        <w:tc>
+          <w:tcPr>
+            <w:tcW w:type="dxa" w:w="2600"/>
+            <w:shd w:fill="F2F2F2" w:val="clear"/>
+          </w:tcPr>
+          <w:p>
+            <w:r>
+              <w:rPr>
+                <w:b/>
+                <w:bCs/>
+                <w:sz w:val="18"/>
+                <w:szCs w:val="18"/>
+              </w:rPr>
+              <w:t xml:space="preserve">Commitment</w:t>
+            </w:r>
+          </w:p>
+        </w:tc>
+        <w:tc>
+          <w:tcPr>
+            <w:tcW w:type="dxa" w:w="2400"/>
+            <w:shd w:fill="F2F2F2" w:val="clear"/>
+          </w:tcPr>
+          <w:p>
+            <w:r>
+              <w:rPr>
+                <w:b/>
+                <w:bCs/>
+                <w:sz w:val="18"/>
+                <w:szCs w:val="18"/>
+              </w:rPr>
+              <w:t xml:space="preserve">Specifics</w:t>
+            </w:r>
+          </w:p>
+        </w:tc>
+        <w:tc>
+          <w:tcPr>
+            <w:tcW w:type="dxa" w:w="900"/>
+            <w:shd w:fill="F2F2F2" w:val="clear"/>
+          </w:tcPr>
+          <w:p>
+            <w:r>
+              <w:rPr>
+                <w:b/>
+                <w:bCs/>
+                <w:sz w:val="18"/>
+                <w:szCs w:val="18"/>
+              </w:rPr>
+              <w:t xml:space="preserve">By when</w:t>
+            </w:r>
+          </w:p>
+        </w:tc>
+        <w:tc>
+          <w:tcPr>
+            <w:tcW w:type="dxa" w:w="1200"/>
+            <w:shd w:fill="F2F2F2" w:val="clear"/>
+          </w:tcPr>
+          <w:p>
+            <w:r>
+              <w:rPr>
+                <w:b/>
+                <w:bCs/>
+                <w:sz w:val="18"/>
+                <w:szCs w:val="18"/>
+              </w:rPr>
+              <w:t xml:space="preserve">Stage</w:t>
+            </w:r>
+          </w:p>
+        </w:tc>
+        <w:tc>
+          <w:tcPr>
+            <w:tcW w:type="dxa" w:w="800"/>
+            <w:shd w:fill="F2F2F2" w:val="clear"/>
+          </w:tcPr>
+          <w:p>
+            <w:r>
+              <w:rPr>
+                <w:b/>
+                <w:bCs/>
+                <w:sz w:val="18"/>
+                <w:szCs w:val="18"/>
+              </w:rPr>
+              <w:t xml:space="preserve">Thesis-critical</w:t>
+            </w:r>
+          </w:p>
+        </w:tc>
+      </w:tr>
+      <w:tr>
+        <w:tc>
+          <w:tcPr>
+            <w:tcW w:type="dxa" w:w="1100"/>
+          </w:tcPr>
+          <w:p>
+            <w:r>
+              <w:rPr>
+                <w:b w:val="false"/>
+                <w:bCs w:val="false"/>
+                <w:sz w:val="18"/>
+                <w:szCs w:val="18"/>
+              </w:rPr>
+              <w:t xml:space="preserve">orders</w:t>
+            </w:r>
+          </w:p>
+        </w:tc>
+        <w:tc>
+          <w:tcPr>
+            <w:tcW w:type="dxa" w:w="2600"/>
+          </w:tcPr>
+          <w:p>
+            <w:r>
+              <w:rPr>
+                <w:b w:val="false"/>
+                <w:bCs w:val="false"/>
+                <w:sz w:val="18"/>
+                <w:szCs w:val="18"/>
+              </w:rPr>
+              <w:t xml:space="preserve">Execute ~Rs 2,100 Cr of the Rs 3,487 Cr order book in FY27</w:t>
+            </w:r>
+          </w:p>
+        </w:tc>
+        <w:tc>
+          <w:tcPr>
+            <w:tcW w:type="dxa" w:w="2400"/>
+          </w:tcPr>
+          <w:p>
+            <w:r>
+              <w:rPr>
+                <w:b w:val="false"/>
+                <w:bCs w:val="false"/>
+                <w:sz w:val="18"/>
+                <w:szCs w:val="18"/>
+              </w:rPr>
+              <w:t xml:space="preserve">Rs 3,487 Cr outstanding; CLW-II 1,360/3,024 units delivered</w:t>
+            </w:r>
+          </w:p>
+        </w:tc>
+        <w:tc>
+          <w:tcPr>
+            <w:tcW w:type="dxa" w:w="900"/>
+          </w:tcPr>
+          <w:p>
+            <w:r>
+              <w:rPr>
+                <w:b w:val="false"/>
+                <w:bCs w:val="false"/>
+                <w:sz w:val="18"/>
+                <w:szCs w:val="18"/>
+              </w:rPr>
+              <w:t xml:space="preserve">FY27</w:t>
+            </w:r>
+          </w:p>
+        </w:tc>
+        <w:tc>
+          <w:tcPr>
+            <w:tcW w:type="dxa" w:w="1200"/>
+          </w:tcPr>
+          <w:p>
+            <w:r>
+              <w:rPr>
+                <w:b w:val="false"/>
+                <w:bCs w:val="false"/>
+                <w:sz w:val="18"/>
+                <w:szCs w:val="18"/>
+              </w:rPr>
+              <w:t xml:space="preserve">financial</w:t>
+            </w:r>
+          </w:p>
+        </w:tc>
+        <w:tc>
+          <w:tcPr>
+            <w:tcW w:type="dxa" w:w="800"/>
+          </w:tcPr>
+          <w:p>
+            <w:r>
+              <w:rPr>
+                <w:b w:val="false"/>
+                <w:bCs w:val="false"/>
+                <w:sz w:val="18"/>
+                <w:szCs w:val="18"/>
+              </w:rPr>
+              <w:t xml:space="preserve">yes</w:t>
+            </w:r>
+          </w:p>
+        </w:tc>
+      </w:tr>
+      <w:tr>
+        <w:tc>
+          <w:tcPr>
+            <w:tcW w:type="dxa" w:w="1100"/>
+          </w:tcPr>
+          <w:p>
+            <w:r>
+              <w:rPr>
+                <w:b w:val="false"/>
+                <w:bCs w:val="false"/>
+                <w:sz w:val="18"/>
+                <w:szCs w:val="18"/>
+              </w:rPr>
+              <w:t xml:space="preserve">capacity</w:t>
+            </w:r>
+          </w:p>
+        </w:tc>
+        <w:tc>
+          <w:tcPr>
+            <w:tcW w:type="dxa" w:w="2600"/>
+          </w:tcPr>
+          <w:p>
+            <w:r>
+              <w:rPr>
+                <w:b w:val="false"/>
+                <w:bCs w:val="false"/>
+                <w:sz w:val="18"/>
+                <w:szCs w:val="18"/>
+              </w:rPr>
+              <w:t xml:space="preserve">Complete all CLW-II dispatches by Nov 2026, testing by Feb 2027</w:t>
+            </w:r>
+          </w:p>
+        </w:tc>
+        <w:tc>
+          <w:tcPr>
+            <w:tcW w:type="dxa" w:w="2400"/>
+          </w:tcPr>
+          <w:p>
+            <w:r>
+              <w:rPr>
+                <w:b w:val="false"/>
+                <w:bCs w:val="false"/>
+                <w:sz w:val="18"/>
+                <w:szCs w:val="18"/>
+              </w:rPr>
+              <w:t xml:space="preserve">3,024-unit CLW-II order, ~45% delivered</w:t>
+            </w:r>
+          </w:p>
+        </w:tc>
+        <w:tc>
+          <w:tcPr>
+            <w:tcW w:type="dxa" w:w="900"/>
+          </w:tcPr>
+          <w:p>
+            <w:r>
+              <w:rPr>
+                <w:b w:val="false"/>
+                <w:bCs w:val="false"/>
+                <w:sz w:val="18"/>
+                <w:szCs w:val="18"/>
+              </w:rPr>
+              <w:t xml:space="preserve">6M</w:t>
+            </w:r>
+          </w:p>
+        </w:tc>
+        <w:tc>
+          <w:tcPr>
+            <w:tcW w:type="dxa" w:w="1200"/>
+          </w:tcPr>
+          <w:p>
+            <w:r>
+              <w:rPr>
+                <w:b w:val="false"/>
+                <w:bCs w:val="false"/>
+                <w:sz w:val="18"/>
+                <w:szCs w:val="18"/>
+              </w:rPr>
+              <w:t xml:space="preserve">commercial</w:t>
+            </w:r>
+          </w:p>
+        </w:tc>
+        <w:tc>
+          <w:tcPr>
+            <w:tcW w:type="dxa" w:w="800"/>
+          </w:tcPr>
+          <w:p>
+            <w:r>
+              <w:rPr>
+                <w:b w:val="false"/>
+                <w:bCs w:val="false"/>
+                <w:sz w:val="18"/>
+                <w:szCs w:val="18"/>
+              </w:rPr>
+              <w:t xml:space="preserve">yes</w:t>
+            </w:r>
+          </w:p>
+        </w:tc>
+      </w:tr>
+      <w:tr>
+        <w:tc>
+          <w:tcPr>
+            <w:tcW w:type="dxa" w:w="1100"/>
+          </w:tcPr>
+          <w:p>
+            <w:r>
+              <w:rPr>
+                <w:b w:val="false"/>
+                <w:bCs w:val="false"/>
+                <w:sz w:val="18"/>
+                <w:szCs w:val="18"/>
+              </w:rPr>
+              <w:t xml:space="preserve">margin</w:t>
+            </w:r>
+          </w:p>
+        </w:tc>
+        <w:tc>
+          <w:tcPr>
+            <w:tcW w:type="dxa" w:w="2600"/>
+          </w:tcPr>
+          <w:p>
+            <w:r>
+              <w:rPr>
+                <w:b w:val="false"/>
+                <w:bCs w:val="false"/>
+                <w:sz w:val="18"/>
+                <w:szCs w:val="18"/>
+              </w:rPr>
+              <w:t xml:space="preserve">Sustain ~30%+ EBITDA margin as execution scales</w:t>
+            </w:r>
+          </w:p>
+        </w:tc>
+        <w:tc>
+          <w:tcPr>
+            <w:tcW w:type="dxa" w:w="2400"/>
+          </w:tcPr>
+          <w:p>
+            <w:r>
+              <w:rPr>
+                <w:b w:val="false"/>
+                <w:bCs w:val="false"/>
+                <w:sz w:val="18"/>
+                <w:szCs w:val="18"/>
+              </w:rPr>
+              <w:t xml:space="preserve">Q1 FY27 EBITDA margin 32.3% vs 22.5% YoY</w:t>
+            </w:r>
+          </w:p>
+        </w:tc>
+        <w:tc>
+          <w:tcPr>
+            <w:tcW w:type="dxa" w:w="900"/>
+          </w:tcPr>
+          <w:p>
+            <w:r>
+              <w:rPr>
+                <w:b w:val="false"/>
+                <w:bCs w:val="false"/>
+                <w:sz w:val="18"/>
+                <w:szCs w:val="18"/>
+              </w:rPr>
+              <w:t xml:space="preserve">FY27</w:t>
+            </w:r>
+          </w:p>
+        </w:tc>
+        <w:tc>
+          <w:tcPr>
+            <w:tcW w:type="dxa" w:w="1200"/>
+          </w:tcPr>
+          <w:p>
+            <w:r>
+              <w:rPr>
+                <w:b w:val="false"/>
+                <w:bCs w:val="false"/>
+                <w:sz w:val="18"/>
+                <w:szCs w:val="18"/>
+              </w:rPr>
+              <w:t xml:space="preserve">expectation</w:t>
+            </w:r>
+          </w:p>
+        </w:tc>
+        <w:tc>
+          <w:tcPr>
+            <w:tcW w:type="dxa" w:w="800"/>
+          </w:tcPr>
+          <w:p>
+            <w:r>
+              <w:rPr>
+                <w:b w:val="false"/>
+                <w:bCs w:val="false"/>
+                <w:sz w:val="18"/>
+                <w:szCs w:val="18"/>
+              </w:rPr>
+              <w:t xml:space="preserve"/>
+            </w:r>
+          </w:p>
+        </w:tc>
+      </w:tr>
+    </w:tbl>
+    <w:p>
+      <w:pPr>
+        <w:spacing w:after="60" w:before="120"/>
+      </w:pPr>
+      <w:r>
+        <w:rPr>
+          <w:b/>
+          <w:bCs/>
+          <w:sz w:val="20"/>
+          <w:szCs w:val="20"/>
+        </w:rPr>
+        <w:t xml:space="preserve">Earnings chain: </w:t>
+      </w:r>
+      <w:r>
+        <w:rPr>
+          <w:b w:val="false"/>
+          <w:bCs w:val="false"/>
+          <w:sz w:val="20"/>
+          <w:szCs w:val="20"/>
+        </w:rPr>
+        <w:t xml:space="preserve">Kavach mandate + order awards</w:t>
+      </w:r>
+      <w:r>
+        <w:rPr>
+          <w:color w:val="666666"/>
+          <w:sz w:val="20"/>
+          <w:szCs w:val="20"/>
+        </w:rPr>
+        <w:t xml:space="preserve"> → </w:t>
+      </w:r>
+      <w:r>
+        <w:rPr>
+          <w:b w:val="false"/>
+          <w:bCs w:val="false"/>
+          <w:sz w:val="20"/>
+          <w:szCs w:val="20"/>
+        </w:rPr>
+        <w:t xml:space="preserve">unit manufacture &amp; supply</w:t>
+      </w:r>
+      <w:r>
+        <w:rPr>
+          <w:color w:val="666666"/>
+          <w:sz w:val="20"/>
+          <w:szCs w:val="20"/>
+        </w:rPr>
+        <w:t xml:space="preserve"> → </w:t>
+      </w:r>
+      <w:r>
+        <w:rPr>
+          <w:b w:val="false"/>
+          <w:bCs w:val="false"/>
+          <w:sz w:val="20"/>
+          <w:szCs w:val="20"/>
+        </w:rPr>
+        <w:t xml:space="preserve">installation, testing &amp; commissioning</w:t>
+      </w:r>
+      <w:r>
+        <w:rPr>
+          <w:color w:val="666666"/>
+          <w:sz w:val="20"/>
+          <w:szCs w:val="20"/>
+        </w:rPr>
+        <w:t xml:space="preserve"> → </w:t>
+      </w:r>
+      <w:r>
+        <w:rPr>
+          <w:b w:val="false"/>
+          <w:bCs w:val="false"/>
+          <w:sz w:val="20"/>
+          <w:szCs w:val="20"/>
+        </w:rPr>
+        <w:t xml:space="preserve">revenue recognition</w:t>
+      </w:r>
+      <w:r>
+        <w:rPr>
+          <w:color w:val="666666"/>
+          <w:sz w:val="20"/>
+          <w:szCs w:val="20"/>
+        </w:rPr>
+        <w:t xml:space="preserve"> → </w:t>
+      </w:r>
+      <w:r>
+        <w:rPr>
+          <w:b w:val="false"/>
+          <w:bCs w:val="false"/>
+          <w:sz w:val="20"/>
+          <w:szCs w:val="20"/>
+        </w:rPr>
+        <w:t xml:space="preserve">EBITDA (operating leverage on fixed base)</w:t>
+      </w:r>
+      <w:r>
+        <w:rPr>
+          <w:color w:val="666666"/>
+          <w:sz w:val="20"/>
+          <w:szCs w:val="20"/>
+        </w:rPr>
+        <w:t xml:space="preserve"> → </w:t>
+      </w:r>
+      <w:r>
+        <w:rPr>
+          <w:b w:val="false"/>
+          <w:bCs w:val="false"/>
+          <w:sz w:val="20"/>
+          <w:szCs w:val="20"/>
+        </w:rPr>
+        <w:t xml:space="preserve">PAT</w:t>
+      </w:r>
+      <w:r>
+        <w:rPr>
+          <w:color w:val="666666"/>
+          <w:sz w:val="20"/>
+          <w:szCs w:val="20"/>
+        </w:rPr>
+        <w:t xml:space="preserve"> → </w:t>
+      </w:r>
+      <w:r>
+        <w:rPr>
+          <w:b w:val="false"/>
+          <w:bCs w:val="false"/>
+          <w:sz w:val="20"/>
+          <w:szCs w:val="20"/>
+        </w:rPr>
+        <w:t xml:space="preserve">receivables collection -&gt; operating cash flow</w:t>
+      </w:r>
+    </w:p>
+    <w:p>
+      <w:pPr>
+        <w:spacing w:after="120"/>
+      </w:pPr>
+      <w:r>
+        <w:rPr>
+          <w:color w:val="666666"/>
+          <w:sz w:val="18"/>
+          <w:szCs w:val="18"/>
+        </w:rPr>
+        <w:t xml:space="preserve">Bottleneck link: installation, testing &amp; commissioning (and downstream receivables collection).</w:t>
+      </w:r>
+    </w:p>
+    <w:p>
+      <w:pPr>
+        <w:spacing w:after="120"/>
+      </w:pPr>
+      <w:r>
+        <w:rPr>
+          <w:color w:val="666666"/>
+          <w:sz w:val="18"/>
+          <w:szCs w:val="18"/>
+        </w:rPr>
+        <w:t xml:space="preserve">Operating leverage: yes -- EBITDA margin jumped 22.5% -&gt; 32.3% YoY as revenue scaled on a largely fixed cost base</w:t>
+      </w:r>
+    </w:p>
+    <w:p>
+      <w:pPr>
+        <w:spacing w:after="120"/>
+      </w:pPr>
+      <w:r>
+        <w:rPr>
+          <w:color w:val="666666"/>
+          <w:sz w:val="18"/>
+          <w:szCs w:val="18"/>
+        </w:rPr>
+        <w:t xml:space="preserve">Evidenced: Kavach mandate + order awards; unit manufacture &amp; supply; revenue recognition; EBITDA (operating leverage on fixed base); PAT. Still assumed: installation, testing &amp; commissioning; receivables collection -&gt; operating cash flow.</w:t>
+      </w:r>
+    </w:p>
+    <w:p>
+      <w:pPr>
+        <w:spacing w:after="120"/>
+      </w:pPr>
+      <w:r>
+        <w:rPr>
+          <w:b/>
+          <w:bCs/>
+          <w:sz w:val="20"/>
+          <w:szCs w:val="20"/>
+        </w:rPr>
+        <w:t xml:space="preserve">Market expectation vs. our path:</w:t>
+      </w:r>
+    </w:p>
+    <w:tbl>
+      <w:tblPr>
+        <w:tblW w:type="dxa" w:w="9000"/>
+        <w:tblBorders>
+          <w:top w:val="single" w:color="auto" w:sz="4"/>
+          <w:left w:val="single" w:color="auto" w:sz="4"/>
+          <w:bottom w:val="single" w:color="auto" w:sz="4"/>
+          <w:right w:val="single" w:color="auto" w:sz="4"/>
+          <w:insideH w:val="single" w:color="auto" w:sz="4"/>
+          <w:insideV w:val="single" w:color="auto" w:sz="4"/>
+        </w:tblBorders>
+      </w:tblPr>
+      <w:tblGrid>
+        <w:gridCol w:w="3200"/>
+        <w:gridCol w:w="5800"/>
+      </w:tblGrid>
+      <w:tr>
+        <w:tc>
+          <w:tcPr>
+            <w:tcW w:type="dxa" w:w="3200"/>
+            <w:shd w:fill="F2F2F2" w:val="clear"/>
+          </w:tcPr>
+          <w:p>
+            <w:r>
+              <w:rPr>
+                <w:b/>
+                <w:bCs/>
+              </w:rPr>
+              <w:t xml:space="preserve">As of</w:t>
+            </w:r>
+          </w:p>
+        </w:tc>
+        <w:tc>
+          <w:tcPr>
+            <w:tcW w:type="dxa" w:w="5800"/>
+          </w:tcPr>
+          <w:p>
+            <w:r>
+              <w:t xml:space="preserve">2026-09-08</w:t>
+            </w:r>
+          </w:p>
+        </w:tc>
+      </w:tr>
+      <w:tr>
+        <w:tc>
+          <w:tcPr>
+            <w:tcW w:type="dxa" w:w="3200"/>
+            <w:shd w:fill="F2F2F2" w:val="clear"/>
+          </w:tcPr>
+          <w:p>
+            <w:r>
+              <w:rPr>
+                <w:b/>
+                <w:bCs/>
+              </w:rPr>
+              <w:t xml:space="preserve">Price / multiple</w:t>
+            </w:r>
+          </w:p>
+        </w:tc>
+        <w:tc>
+          <w:tcPr>
+            <w:tcW w:type="dxa" w:w="5800"/>
+          </w:tcPr>
+          <w:p>
+            <w:r>
+              <w:t xml:space="preserve">Rs 1734 · 15.3x P/E</w:t>
+            </w:r>
+          </w:p>
+        </w:tc>
+      </w:tr>
+      <w:tr>
+        <w:tc>
+          <w:tcPr>
+            <w:tcW w:type="dxa" w:w="3200"/>
+            <w:shd w:fill="F2F2F2" w:val="clear"/>
+          </w:tcPr>
+          <w:p>
+            <w:r>
+              <w:rPr>
+                <w:b/>
+                <w:bCs/>
+              </w:rPr>
+              <w:t xml:space="preserve">Right valuation lens</w:t>
+            </w:r>
+          </w:p>
+        </w:tc>
+        <w:tc>
+          <w:tcPr>
+            <w:tcW w:type="dxa" w:w="5800"/>
+          </w:tcPr>
+          <w:p>
+            <w:r>
+              <w:t xml:space="preserve">P/E</w:t>
+            </w:r>
+          </w:p>
+        </w:tc>
+      </w:tr>
+      <w:tr>
+        <w:tc>
+          <w:tcPr>
+            <w:tcW w:type="dxa" w:w="3200"/>
+            <w:shd w:fill="F2F2F2" w:val="clear"/>
+          </w:tcPr>
+          <w:p>
+            <w:r>
+              <w:rPr>
+                <w:b/>
+                <w:bCs/>
+              </w:rPr>
+              <w:t xml:space="preserve">Price implies</w:t>
+            </w:r>
+          </w:p>
+        </w:tc>
+        <w:tc>
+          <w:tcPr>
+            <w:tcW w:type="dxa" w:w="5800"/>
+          </w:tcPr>
+          <w:p>
+            <w:r>
+              <w:t xml:space="preserve">At ~15x trailing with a ~14x cyclical/tender-business exit multiple, the market is implying roughly flat-to-modest EPS growth from the FY26 base -- i.e. it is NOT extrapolating the Q1 FY27 run-rate</w:t>
+            </w:r>
+          </w:p>
+        </w:tc>
+      </w:tr>
+      <w:tr>
+        <w:tc>
+          <w:tcPr>
+            <w:tcW w:type="dxa" w:w="3200"/>
+            <w:shd w:fill="F2F2F2" w:val="clear"/>
+          </w:tcPr>
+          <w:p>
+            <w:r>
+              <w:rPr>
+                <w:b/>
+                <w:bCs/>
+              </w:rPr>
+              <w:t xml:space="preserve">Our FY27</w:t>
+            </w:r>
+          </w:p>
+        </w:tc>
+        <w:tc>
+          <w:tcPr>
+            <w:tcW w:type="dxa" w:w="5800"/>
+          </w:tcPr>
+          <w:p>
+            <w:r>
+              <w:t xml:space="preserve">Revenue Rs 1,800-2,100 Cr on order execution; EBITDA margin high-20s to ~30%; PAT Rs 300-420 Cr if collection/commissioning hold -- forward P/E ~7-10x</w:t>
+            </w:r>
+          </w:p>
+        </w:tc>
+      </w:tr>
+      <w:tr>
+        <w:tc>
+          <w:tcPr>
+            <w:tcW w:type="dxa" w:w="3200"/>
+            <w:shd w:fill="F2F2F2" w:val="clear"/>
+          </w:tcPr>
+          <w:p>
+            <w:r>
+              <w:rPr>
+                <w:b/>
+                <w:bCs/>
+              </w:rPr>
+              <w:t xml:space="preserve">Our FY28</w:t>
+            </w:r>
+          </w:p>
+        </w:tc>
+        <w:tc>
+          <w:tcPr>
+            <w:tcW w:type="dxa" w:w="5800"/>
+          </w:tcPr>
+          <w:p>
+            <w:r>
+              <w:t xml:space="preserve">Depends entirely on order-book replenishment; base case revenue holds Rs 1,500-2,000 Cr if Kavach award cadence continues, downside sharp if awards pause</w:t>
+            </w:r>
+          </w:p>
+        </w:tc>
+      </w:tr>
+      <w:tr>
+        <w:tc>
+          <w:tcPr>
+            <w:tcW w:type="dxa" w:w="3200"/>
+            <w:shd w:fill="F2F2F2" w:val="clear"/>
+          </w:tcPr>
+          <w:p>
+            <w:r>
+              <w:rPr>
+                <w:b/>
+                <w:bCs/>
+              </w:rPr>
+              <w:t xml:space="preserve">Gap direction</w:t>
+            </w:r>
+          </w:p>
+        </w:tc>
+        <w:tc>
+          <w:tcPr>
+            <w:tcW w:type="dxa" w:w="5800"/>
+          </w:tcPr>
+          <w:p>
+            <w:r>
+              <w:t xml:space="preserve">underestimated</w:t>
+            </w:r>
+          </w:p>
+        </w:tc>
+      </w:tr>
+      <w:tr>
+        <w:tc>
+          <w:tcPr>
+            <w:tcW w:type="dxa" w:w="3200"/>
+            <w:shd w:fill="F2F2F2" w:val="clear"/>
+          </w:tcPr>
+          <w:p>
+            <w:r>
+              <w:rPr>
+                <w:b/>
+                <w:bCs/>
+              </w:rPr>
+              <w:t xml:space="preserve">Gap type</w:t>
+            </w:r>
+          </w:p>
+        </w:tc>
+        <w:tc>
+          <w:tcPr>
+            <w:tcW w:type="dxa" w:w="5800"/>
+          </w:tcPr>
+          <w:p>
+            <w:r>
+              <w:t xml:space="preserve">timing</w:t>
+            </w:r>
+          </w:p>
+        </w:tc>
+      </w:tr>
+      <w:tr>
+        <w:tc>
+          <w:tcPr>
+            <w:tcW w:type="dxa" w:w="3200"/>
+            <w:shd w:fill="F2F2F2" w:val="clear"/>
+          </w:tcPr>
+          <w:p>
+            <w:r>
+              <w:rPr>
+                <w:b/>
+                <w:bCs/>
+              </w:rPr>
+              <w:t xml:space="preserve">Gap magnitude</w:t>
+            </w:r>
+          </w:p>
+        </w:tc>
+        <w:tc>
+          <w:tcPr>
+            <w:tcW w:type="dxa" w:w="5800"/>
+          </w:tcPr>
+          <w:p>
+            <w:r>
+              <w:t xml:space="preserve">not estimable</w:t>
+            </w:r>
+          </w:p>
+        </w:tc>
+      </w:tr>
+      <w:tr>
+        <w:tc>
+          <w:tcPr>
+            <w:tcW w:type="dxa" w:w="3200"/>
+            <w:shd w:fill="F2F2F2" w:val="clear"/>
+          </w:tcPr>
+          <w:p>
+            <w:r>
+              <w:rPr>
+                <w:b/>
+                <w:bCs/>
+              </w:rPr>
+              <w:t xml:space="preserve">Gap basis</w:t>
+            </w:r>
+          </w:p>
+        </w:tc>
+        <w:tc>
+          <w:tcPr>
+            <w:tcW w:type="dxa" w:w="5800"/>
+          </w:tcPr>
+          <w:p>
+            <w:r>
+              <w:t xml:space="preserve">Q1 FY27 quarterly revenue already exceeded FY26 full-year; trailing P/E of ~15x does not reflect the order-book-backed FY27 execution path. Gap is discounted heavily for cash-conversion and revenue-recognition-timing risk</w:t>
+            </w:r>
+          </w:p>
+        </w:tc>
+      </w:tr>
+      <w:tr>
+        <w:tc>
+          <w:tcPr>
+            <w:tcW w:type="dxa" w:w="3200"/>
+            <w:shd w:fill="F2F2F2" w:val="clear"/>
+          </w:tcPr>
+          <w:p>
+            <w:r>
+              <w:rPr>
+                <w:b/>
+                <w:bCs/>
+              </w:rPr>
+              <w:t xml:space="preserve">Evidence quality</w:t>
+            </w:r>
+          </w:p>
+        </w:tc>
+        <w:tc>
+          <w:tcPr>
+            <w:tcW w:type="dxa" w:w="5800"/>
+          </w:tcPr>
+          <w:p>
+            <w:r>
+              <w:t xml:space="preserve">moderate</w:t>
+            </w:r>
+          </w:p>
+        </w:tc>
+      </w:tr>
+    </w:tbl>
+    <w:p>
+      <w:pPr>
+        <w:spacing w:after="120"/>
+      </w:pPr>
+      <w:r>
+        <w:rPr>
+          <w:i/>
+          <w:iCs/>
+          <w:color w:val="666666"/>
+          <w:sz w:val="16"/>
+          <w:szCs w:val="16"/>
+        </w:rPr>
+        <w:t xml:space="preserve">no broker consensus; implied path is a reverse-P/E estimate + screener.in forward figures + VP thread view</w:t>
+      </w:r>
+    </w:p>
+    <w:p>
+      <w:pPr>
+        <w:spacing w:after="120" w:before="120"/>
+      </w:pPr>
+      <w:r>
+        <w:rPr>
+          <w:b/>
+          <w:bCs/>
+          <w:sz w:val="20"/>
+          <w:szCs w:val="20"/>
+        </w:rPr>
+        <w:t xml:space="preserve">Catalyst: </w:t>
+      </w:r>
+      <w:r>
+        <w:rPr>
+          <w:sz w:val="20"/>
+          <w:szCs w:val="20"/>
+        </w:rPr>
+        <w:t xml:space="preserve">A Q2/Q3 FY27 print showing sustained execution WITH visible receivables collection / positive operating cash flow (plus continued Kavach award cadence)</w:t>
+      </w:r>
+      <w:r>
+        <w:rPr>
+          <w:color w:val="666666"/>
+          <w:sz w:val="18"/>
+          <w:szCs w:val="18"/>
+        </w:rPr>
+        <w:t xml:space="preserve"> (window ~6M from 2026-09-08; undated; evidence med; pending)</w:t>
+      </w:r>
+    </w:p>
+    <w:p>
+      <w:pPr>
+        <w:pStyle w:val="Heading1"/>
+        <w:spacing w:after="120" w:before="280"/>
+      </w:pPr>
+      <w:r>
+        <w:t xml:space="preserve">Ishmohit-Lens Checks (value chain · earnings quality · growth trajectory · management · quality metrics · track record · global-signal check)</w:t>
+      </w:r>
+    </w:p>
+    <w:p>
+      <w:pPr>
+        <w:spacing w:after="120"/>
+      </w:pPr>
+      <w:r>
+        <w:rPr>
+          <w:i/>
+          <w:iCs/>
+          <w:color w:val="666666"/>
+          <w:sz w:val="18"/>
+          <w:szCs w:val="18"/>
+        </w:rPr>
+        <w:t xml:space="preserve">Extra checks drawn from @ishmohit1 / SOIC methodology (playbook/ishmohit-soic-style.md): where the company sits in its value chain and what the supply side is doing, whether a margin/PAT inflection is structural or a cyclical peak, the rate-of-change of growth vs. what the multiple demands, and management quality as a positive attribute.</w:t>
+      </w:r>
+    </w:p>
+    <w:p>
+      <w:pPr>
+        <w:spacing w:after="120"/>
+      </w:pPr>
+      <w:r>
+        <w:rPr>
+          <w:b/>
+          <w:bCs/>
+          <w:sz w:val="20"/>
+          <w:szCs w:val="20"/>
+        </w:rPr>
+        <w:t xml:space="preserve">Value chain &amp; supply side:</w:t>
+      </w:r>
+    </w:p>
+    <w:tbl>
+      <w:tblPr>
+        <w:tblW w:type="dxa" w:w="9000"/>
+        <w:tblBorders>
+          <w:top w:val="single" w:color="auto" w:sz="4"/>
+          <w:left w:val="single" w:color="auto" w:sz="4"/>
+          <w:bottom w:val="single" w:color="auto" w:sz="4"/>
+          <w:right w:val="single" w:color="auto" w:sz="4"/>
+          <w:insideH w:val="single" w:color="auto" w:sz="4"/>
+          <w:insideV w:val="single" w:color="auto" w:sz="4"/>
+        </w:tblBorders>
+      </w:tblPr>
+      <w:tblGrid>
+        <w:gridCol w:w="3200"/>
+        <w:gridCol w:w="5800"/>
+      </w:tblGrid>
+      <w:tr>
+        <w:tc>
+          <w:tcPr>
+            <w:tcW w:type="dxa" w:w="3200"/>
+            <w:shd w:fill="F2F2F2" w:val="clear"/>
+          </w:tcPr>
+          <w:p>
+            <w:r>
+              <w:rPr>
+                <w:b/>
+                <w:bCs/>
+              </w:rPr>
+              <w:t xml:space="preserve">Theme</w:t>
+            </w:r>
+          </w:p>
+        </w:tc>
+        <w:tc>
+          <w:tcPr>
+            <w:tcW w:type="dxa" w:w="5800"/>
+          </w:tcPr>
+          <w:p>
+            <w:r>
+              <w:t xml:space="preserve">Indian railway safety / automatic train protection (Kavach/TCAS)</w:t>
+            </w:r>
+          </w:p>
+        </w:tc>
+      </w:tr>
+      <w:tr>
+        <w:tc>
+          <w:tcPr>
+            <w:tcW w:type="dxa" w:w="3200"/>
+            <w:shd w:fill="F2F2F2" w:val="clear"/>
+          </w:tcPr>
+          <w:p>
+            <w:r>
+              <w:rPr>
+                <w:b/>
+                <w:bCs/>
+              </w:rPr>
+              <w:t xml:space="preserve">This company's position</w:t>
+            </w:r>
+          </w:p>
+        </w:tc>
+        <w:tc>
+          <w:tcPr>
+            <w:tcW w:type="dxa" w:w="5800"/>
+          </w:tcPr>
+          <w:p>
+            <w:r>
+              <w:t xml:space="preserve">RDSO-approved Kavach OEM supplying trackside + loco equipment to Railway production units</w:t>
+            </w:r>
+          </w:p>
+        </w:tc>
+      </w:tr>
+      <w:tr>
+        <w:tc>
+          <w:tcPr>
+            <w:tcW w:type="dxa" w:w="3200"/>
+            <w:shd w:fill="F2F2F2" w:val="clear"/>
+          </w:tcPr>
+          <w:p>
+            <w:r>
+              <w:rPr>
+                <w:b/>
+                <w:bCs/>
+              </w:rPr>
+              <w:t xml:space="preserve">Bottleneck node (pricing power)</w:t>
+            </w:r>
+          </w:p>
+        </w:tc>
+        <w:tc>
+          <w:tcPr>
+            <w:tcW w:type="dxa" w:w="5800"/>
+          </w:tcPr>
+          <w:p>
+            <w:r>
+              <w:t xml:space="preserve">RDSO approval + field testing/commissioning capacity across the network</w:t>
+            </w:r>
+          </w:p>
+        </w:tc>
+      </w:tr>
+      <w:tr>
+        <w:tc>
+          <w:tcPr>
+            <w:tcW w:type="dxa" w:w="3200"/>
+            <w:shd w:fill="F2F2F2" w:val="clear"/>
+          </w:tcPr>
+          <w:p>
+            <w:r>
+              <w:rPr>
+                <w:b/>
+                <w:bCs/>
+              </w:rPr>
+              <w:t xml:space="preserve">Supply-side status</w:t>
+            </w:r>
+          </w:p>
+        </w:tc>
+        <w:tc>
+          <w:tcPr>
+            <w:tcW w:type="dxa" w:w="5800"/>
+          </w:tcPr>
+          <w:p>
+            <w:r>
+              <w:t xml:space="preserve">adding</w:t>
+            </w:r>
+          </w:p>
+        </w:tc>
+      </w:tr>
+      <w:tr>
+        <w:tc>
+          <w:tcPr>
+            <w:tcW w:type="dxa" w:w="3200"/>
+            <w:shd w:fill="F2F2F2" w:val="clear"/>
+          </w:tcPr>
+          <w:p>
+            <w:r>
+              <w:rPr>
+                <w:b/>
+                <w:bCs/>
+              </w:rPr>
+              <w:t xml:space="preserve">Adjacent-node peers</w:t>
+            </w:r>
+          </w:p>
+        </w:tc>
+        <w:tc>
+          <w:tcPr>
+            <w:tcW w:type="dxa" w:w="5800"/>
+          </w:tcPr>
+          <w:p>
+            <w:r>
+              <w:t xml:space="preserve">HBL Engineering, Medha Servo Drives, Siemens Mobility India, Kyosan / Quadrant partners</w:t>
+            </w:r>
+          </w:p>
+        </w:tc>
+      </w:tr>
+    </w:tbl>
+    <w:p>
+      <w:pPr>
+        <w:spacing w:after="120"/>
+      </w:pPr>
+      <w:r>
+        <w:rPr>
+          <w:color w:val="666666"/>
+          <w:sz w:val="18"/>
+          <w:szCs w:val="18"/>
+        </w:rPr>
+        <w:t xml:space="preserve">Supply side is adding capacity (multiple approved OEMs scaling for the same mandated rollout); tender-driven awards mean pricing power sits with Indian Railways, not the vendors. Approval + installed base give some stickiness but each new tranche is competitively bid.</w:t>
+      </w:r>
+    </w:p>
+    <w:p>
+      <w:pPr>
+        <w:spacing w:after="60" w:before="120"/>
+      </w:pPr>
+      <w:r>
+        <w:rPr>
+          <w:b/>
+          <w:bCs/>
+          <w:sz w:val="20"/>
+          <w:szCs w:val="20"/>
+        </w:rPr>
+        <w:t xml:space="preserve">Earnings quality: </w:t>
+      </w:r>
+      <w:r>
+        <w:rPr>
+          <w:sz w:val="20"/>
+          <w:szCs w:val="20"/>
+        </w:rPr>
+        <w:t xml:space="preserve">margin driver mixed</w:t>
+      </w:r>
+      <w:r>
+        <w:rPr>
+          <w:b/>
+          <w:bCs/>
+          <w:color w:val="A32020"/>
+          <w:sz w:val="20"/>
+          <w:szCs w:val="20"/>
+        </w:rPr>
+        <w:t xml:space="preserve">  — PEAK-MARGIN RISK: do not capitalise current margins</w:t>
+      </w:r>
+    </w:p>
+    <w:p>
+      <w:pPr>
+        <w:spacing w:after="120"/>
+      </w:pPr>
+      <w:r>
+        <w:rPr>
+          <w:color w:val="666666"/>
+          <w:sz w:val="18"/>
+          <w:szCs w:val="18"/>
+        </w:rPr>
+        <w:t xml:space="preserve">Drivers: operating leverage on a fixed cost base as execution volume scaled; favourable order mix in the current execution phase; low-base comparison (Q1 FY26 was near-trivial).</w:t>
+      </w:r>
+    </w:p>
+    <w:p>
+      <w:pPr>
+        <w:spacing w:after="120"/>
+      </w:pPr>
+      <w:r>
+        <w:rPr>
+          <w:color w:val="666666"/>
+          <w:sz w:val="18"/>
+          <w:szCs w:val="18"/>
+        </w:rPr>
+        <w:t xml:space="preserve">Q1 FY27 EBITDA margin of 32.3% is well above any defensible through-cycle level for a Railway tender-supply business; part of the lift is genuine operating leverage but part is current-phase mix and low base. A mid-20s% through-cycle margin is more defensible. Cash conversion (268 debtor days) further separates reported margin from economic margin.</w:t>
+      </w:r>
+    </w:p>
+    <w:p>
+      <w:pPr>
+        <w:spacing w:after="60" w:before="120"/>
+      </w:pPr>
+      <w:r>
+        <w:rPr>
+          <w:b/>
+          <w:bCs/>
+          <w:sz w:val="20"/>
+          <w:szCs w:val="20"/>
+        </w:rPr>
+        <w:t xml:space="preserve">Growth trajectory: </w:t>
+      </w:r>
+      <w:r>
+        <w:rPr>
+          <w:b w:val="false"/>
+          <w:bCs w:val="false"/>
+          <w:sz w:val="20"/>
+          <w:szCs w:val="20"/>
+        </w:rPr>
+        <w:t xml:space="preserve">YoY growth rate is lumpy</w:t>
+      </w:r>
+    </w:p>
+    <w:p>
+      <w:pPr>
+        <w:spacing w:after="120"/>
+      </w:pPr>
+      <w:r>
+        <w:rPr>
+          <w:color w:val="666666"/>
+          <w:sz w:val="18"/>
+          <w:szCs w:val="18"/>
+        </w:rPr>
+        <w:t xml:space="preserve">YoY revenue growth oldest-&gt;newest is dominated by low-base and order-execution timing: FY25 +~130%, FY26 +125%, Q1 FY27 +740% YoY (Rs 60 Cr -&gt; Rs 504 Cr). This is order/project execution, not a smooth demand ramp -- treat as lumpy</w:t>
+      </w:r>
+    </w:p>
+    <w:p>
+      <w:pPr>
+        <w:spacing w:after="120"/>
+      </w:pPr>
+      <w:r>
+        <w:rPr>
+          <w:color w:val="666666"/>
+          <w:sz w:val="18"/>
+          <w:szCs w:val="18"/>
+        </w:rPr>
+        <w:t xml:space="preserve">Reverse P/E: ~15x trailing needs only modest EPS growth off FY26 to be fair at a ~14x tender-business exit; the FY27 execution path implies far more, but replenishment risk beyond FY27-28 caps how much of that is durable</w:t>
+      </w:r>
+    </w:p>
+    <w:p>
+      <w:pPr>
+        <w:spacing w:after="120"/>
+      </w:pPr>
+      <w:r>
+        <w:rPr>
+          <w:b/>
+          <w:bCs/>
+          <w:sz w:val="20"/>
+          <w:szCs w:val="20"/>
+        </w:rPr>
+        <w:t xml:space="preserve">Management quality (TVGP's "P"):</w:t>
+      </w:r>
+    </w:p>
+    <w:tbl>
+      <w:tblPr>
+        <w:tblW w:type="dxa" w:w="9000"/>
+        <w:tblBorders>
+          <w:top w:val="single" w:color="auto" w:sz="4"/>
+          <w:left w:val="single" w:color="auto" w:sz="4"/>
+          <w:bottom w:val="single" w:color="auto" w:sz="4"/>
+          <w:right w:val="single" w:color="auto" w:sz="4"/>
+          <w:insideH w:val="single" w:color="auto" w:sz="4"/>
+          <w:insideV w:val="single" w:color="auto" w:sz="4"/>
+        </w:tblBorders>
+      </w:tblPr>
+      <w:tblGrid>
+        <w:gridCol w:w="3200"/>
+        <w:gridCol w:w="5800"/>
+      </w:tblGrid>
+      <w:tr>
+        <w:tc>
+          <w:tcPr>
+            <w:tcW w:type="dxa" w:w="3200"/>
+            <w:shd w:fill="F2F2F2" w:val="clear"/>
+          </w:tcPr>
+          <w:p>
+            <w:r>
+              <w:rPr>
+                <w:b/>
+                <w:bCs/>
+              </w:rPr>
+              <w:t xml:space="preserve">Assessment</w:t>
+            </w:r>
+          </w:p>
+        </w:tc>
+        <w:tc>
+          <w:tcPr>
+            <w:tcW w:type="dxa" w:w="5800"/>
+          </w:tcPr>
+          <w:p>
+            <w:r>
+              <w:t xml:space="preserve">neutral</w:t>
+            </w:r>
+          </w:p>
+        </w:tc>
+      </w:tr>
+      <w:tr>
+        <w:tc>
+          <w:tcPr>
+            <w:tcW w:type="dxa" w:w="3200"/>
+            <w:shd w:fill="F2F2F2" w:val="clear"/>
+          </w:tcPr>
+          <w:p>
+            <w:r>
+              <w:rPr>
+                <w:b/>
+                <w:bCs/>
+              </w:rPr>
+              <w:t xml:space="preserve">Capital allocation</w:t>
+            </w:r>
+          </w:p>
+        </w:tc>
+        <w:tc>
+          <w:tcPr>
+            <w:tcW w:type="dxa" w:w="5800"/>
+          </w:tcPr>
+          <w:p>
+            <w:r>
+              <w:t xml:space="preserve">All FY26 cash retained into working capital and execution (no dividend); incremental capital is earning a high ROCE in the current phase but the 5-yr average ROCE is negative, so the reinvestment track record is short. No unrelated diversification observed (unclear)</w:t>
+            </w:r>
+          </w:p>
+        </w:tc>
+      </w:tr>
+      <w:tr>
+        <w:tc>
+          <w:tcPr>
+            <w:tcW w:type="dxa" w:w="3200"/>
+            <w:shd w:fill="F2F2F2" w:val="clear"/>
+          </w:tcPr>
+          <w:p>
+            <w:r>
+              <w:rPr>
+                <w:b/>
+                <w:bCs/>
+              </w:rPr>
+              <w:t xml:space="preserve">Related-party trend</w:t>
+            </w:r>
+          </w:p>
+        </w:tc>
+        <w:tc>
+          <w:tcPr>
+            <w:tcW w:type="dxa" w:w="5800"/>
+          </w:tcPr>
+          <w:p>
+            <w:r>
+              <w:t xml:space="preserve">unclear</w:t>
+            </w:r>
+          </w:p>
+        </w:tc>
+      </w:tr>
+      <w:tr>
+        <w:tc>
+          <w:tcPr>
+            <w:tcW w:type="dxa" w:w="3200"/>
+            <w:shd w:fill="F2F2F2" w:val="clear"/>
+          </w:tcPr>
+          <w:p>
+            <w:r>
+              <w:rPr>
+                <w:b/>
+                <w:bCs/>
+              </w:rPr>
+              <w:t xml:space="preserve">Guidance credibility</w:t>
+            </w:r>
+          </w:p>
+        </w:tc>
+        <w:tc>
+          <w:tcPr>
+            <w:tcW w:type="dxa" w:w="5800"/>
+          </w:tcPr>
+          <w:p>
+            <w:r>
+              <w:t xml:space="preserve">no-track-record</w:t>
+            </w:r>
+          </w:p>
+        </w:tc>
+      </w:tr>
+      <w:tr>
+        <w:tc>
+          <w:tcPr>
+            <w:tcW w:type="dxa" w:w="3200"/>
+            <w:shd w:fill="F2F2F2" w:val="clear"/>
+          </w:tcPr>
+          <w:p>
+            <w:r>
+              <w:rPr>
+                <w:b/>
+                <w:bCs/>
+              </w:rPr>
+              <w:t xml:space="preserve">Shareholder returns</w:t>
+            </w:r>
+          </w:p>
+        </w:tc>
+        <w:tc>
+          <w:tcPr>
+            <w:tcW w:type="dxa" w:w="5800"/>
+          </w:tcPr>
+          <w:p>
+            <w:r>
+              <w:t xml:space="preserve">none</w:t>
+            </w:r>
+          </w:p>
+        </w:tc>
+      </w:tr>
+      <w:tr>
+        <w:tc>
+          <w:tcPr>
+            <w:tcW w:type="dxa" w:w="3200"/>
+            <w:shd w:fill="F2F2F2" w:val="clear"/>
+          </w:tcPr>
+          <w:p>
+            <w:r>
+              <w:rPr>
+                <w:b/>
+                <w:bCs/>
+              </w:rPr>
+              <w:t xml:space="preserve">Capability ladder / VAP</w:t>
+            </w:r>
+          </w:p>
+        </w:tc>
+        <w:tc>
+          <w:tcPr>
+            <w:tcW w:type="dxa" w:w="5800"/>
+          </w:tcPr>
+          <w:p>
+            <w:r>
+              <w:t xml:space="preserve">—</w:t>
+            </w:r>
+          </w:p>
+        </w:tc>
+      </w:tr>
+    </w:tbl>
+    <w:p>
+      <w:pPr>
+        <w:spacing w:after="120"/>
+      </w:pPr>
+      <w:r>
+        <w:rPr>
+          <w:b/>
+          <w:bCs/>
+          <w:sz w:val="20"/>
+          <w:szCs w:val="20"/>
+        </w:rPr>
+        <w:t xml:space="preserve">Quality metrics (ROCE · debt · FCF · margin · capex):</w:t>
+      </w:r>
+    </w:p>
+    <w:tbl>
+      <w:tblPr>
+        <w:tblW w:type="dxa" w:w="9000"/>
+        <w:tblBorders>
+          <w:top w:val="single" w:color="auto" w:sz="4"/>
+          <w:left w:val="single" w:color="auto" w:sz="4"/>
+          <w:bottom w:val="single" w:color="auto" w:sz="4"/>
+          <w:right w:val="single" w:color="auto" w:sz="4"/>
+          <w:insideH w:val="single" w:color="auto" w:sz="4"/>
+          <w:insideV w:val="single" w:color="auto" w:sz="4"/>
+        </w:tblBorders>
+      </w:tblPr>
+      <w:tblGrid>
+        <w:gridCol w:w="3200"/>
+        <w:gridCol w:w="5800"/>
+      </w:tblGrid>
+      <w:tr>
+        <w:tc>
+          <w:tcPr>
+            <w:tcW w:type="dxa" w:w="3200"/>
+            <w:shd w:fill="F2F2F2" w:val="clear"/>
+          </w:tcPr>
+          <w:p>
+            <w:r>
+              <w:rPr>
+                <w:b/>
+                <w:bCs/>
+              </w:rPr>
+              <w:t xml:space="preserve">Assessment</w:t>
+            </w:r>
+          </w:p>
+        </w:tc>
+        <w:tc>
+          <w:tcPr>
+            <w:tcW w:type="dxa" w:w="5800"/>
+          </w:tcPr>
+          <w:p>
+            <w:r>
+              <w:t xml:space="preserve">concern</w:t>
+            </w:r>
+          </w:p>
+        </w:tc>
+      </w:tr>
+      <w:tr>
+        <w:tc>
+          <w:tcPr>
+            <w:tcW w:type="dxa" w:w="3200"/>
+            <w:shd w:fill="F2F2F2" w:val="clear"/>
+          </w:tcPr>
+          <w:p>
+            <w:r>
+              <w:rPr>
+                <w:b/>
+                <w:bCs/>
+              </w:rPr>
+              <w:t xml:space="preserve">ROCE</w:t>
+            </w:r>
+          </w:p>
+        </w:tc>
+        <w:tc>
+          <w:tcPr>
+            <w:tcW w:type="dxa" w:w="5800"/>
+          </w:tcPr>
+          <w:p>
+            <w:r>
+              <w:t xml:space="preserve">47.8% (improving)</w:t>
+            </w:r>
+          </w:p>
+        </w:tc>
+      </w:tr>
+      <w:tr>
+        <w:tc>
+          <w:tcPr>
+            <w:tcW w:type="dxa" w:w="3200"/>
+            <w:shd w:fill="F2F2F2" w:val="clear"/>
+          </w:tcPr>
+          <w:p>
+            <w:r>
+              <w:rPr>
+                <w:b/>
+                <w:bCs/>
+              </w:rPr>
+              <w:t xml:space="preserve">Leverage</w:t>
+            </w:r>
+          </w:p>
+        </w:tc>
+        <w:tc>
+          <w:tcPr>
+            <w:tcW w:type="dxa" w:w="5800"/>
+          </w:tcPr>
+          <w:p>
+            <w:r>
+              <w:t xml:space="preserve">—</w:t>
+            </w:r>
+          </w:p>
+        </w:tc>
+      </w:tr>
+      <w:tr>
+        <w:tc>
+          <w:tcPr>
+            <w:tcW w:type="dxa" w:w="3200"/>
+            <w:shd w:fill="F2F2F2" w:val="clear"/>
+          </w:tcPr>
+          <w:p>
+            <w:r>
+              <w:rPr>
+                <w:b/>
+                <w:bCs/>
+              </w:rPr>
+              <w:t xml:space="preserve">FCF conversion</w:t>
+            </w:r>
+          </w:p>
+        </w:tc>
+        <w:tc>
+          <w:tcPr>
+            <w:tcW w:type="dxa" w:w="5800"/>
+          </w:tcPr>
+          <w:p>
+            <w:r>
+              <w:t xml:space="preserve">—</w:t>
+            </w:r>
+          </w:p>
+        </w:tc>
+      </w:tr>
+      <w:tr>
+        <w:tc>
+          <w:tcPr>
+            <w:tcW w:type="dxa" w:w="3200"/>
+            <w:shd w:fill="F2F2F2" w:val="clear"/>
+          </w:tcPr>
+          <w:p>
+            <w:r>
+              <w:rPr>
+                <w:b/>
+                <w:bCs/>
+              </w:rPr>
+              <w:t xml:space="preserve">Margin trend</w:t>
+            </w:r>
+          </w:p>
+        </w:tc>
+        <w:tc>
+          <w:tcPr>
+            <w:tcW w:type="dxa" w:w="5800"/>
+          </w:tcPr>
+          <w:p>
+            <w:r>
+              <w:t xml:space="preserve">expanding</w:t>
+            </w:r>
+          </w:p>
+        </w:tc>
+      </w:tr>
+      <w:tr>
+        <w:tc>
+          <w:tcPr>
+            <w:tcW w:type="dxa" w:w="3200"/>
+            <w:shd w:fill="F2F2F2" w:val="clear"/>
+          </w:tcPr>
+          <w:p>
+            <w:r>
+              <w:rPr>
+                <w:b/>
+                <w:bCs/>
+              </w:rPr>
+              <w:t xml:space="preserve">Capex efficiency</w:t>
+            </w:r>
+          </w:p>
+        </w:tc>
+        <w:tc>
+          <w:tcPr>
+            <w:tcW w:type="dxa" w:w="5800"/>
+          </w:tcPr>
+          <w:p>
+            <w:r>
+              <w:t xml:space="preserve">unclear</w:t>
+            </w:r>
+          </w:p>
+        </w:tc>
+      </w:tr>
+    </w:tbl>
+    <w:p>
+      <w:pPr>
+        <w:spacing w:after="60" w:before="120"/>
+      </w:pPr>
+      <w:r>
+        <w:rPr>
+          <w:b/>
+          <w:bCs/>
+          <w:sz w:val="20"/>
+          <w:szCs w:val="20"/>
+        </w:rPr>
+        <w:t xml:space="preserve">Track record (Coffee Can persistence check): </w:t>
+      </w:r>
+      <w:r>
+        <w:rPr>
+          <w:sz w:val="20"/>
+          <w:szCs w:val="20"/>
+        </w:rPr>
+        <w:t xml:space="preserve">cleared revenue growth ≥10% AND ROCE ≥15% in 1 of the last 3 years (consistency_score 33)</w:t>
+      </w:r>
+    </w:p>
+    <w:p>
+      <w:pPr>
+        <w:spacing w:after="120"/>
+      </w:pPr>
+      <w:r>
+        <w:rPr>
+          <w:color w:val="666666"/>
+          <w:sz w:val="18"/>
+          <w:szCs w:val="18"/>
+        </w:rPr>
+        <w:t xml:space="preserve">Of FY24/FY25/FY26, only FY26 (and arguably FY25 on the low base) clearly cleared BOTH revenue growth &gt;=10% AND ROCE &gt;=15% in the same year -- prior years were loss-making / sub-scale. FY26 is the one unambiguous pass; FY25 borderline. This is a 1-2 year turnaround, not a consistent compounder.</w:t>
+      </w:r>
+    </w:p>
+    <w:p>
+      <w:pPr>
+        <w:pStyle w:val="Heading1"/>
+        <w:spacing w:after="120" w:before="280"/>
+      </w:pPr>
+      <w:r>
+        <w:t xml:space="preserve">Technical Read (Weekly / Monthly MACD + Bollinger Bands, or RSI/CCI/Williams %R proxy)</w:t>
+      </w:r>
+    </w:p>
+    <w:p>
+      <w:pPr>
+        <w:spacing w:after="120"/>
+      </w:pPr>
+      <w:r>
+        <w:t xml:space="preserve">Not independently pulled. Stock has de-rated from the Rs 1,918 high to ~Rs 1,734; market wants order-book continuity, cash conversion and diversification beyond Kavach before assigning a higher multiple (HBL Engineering's re-rating struggle cited in-thread as the cautionary parallel).</w:t>
+      </w:r>
+    </w:p>
+    <w:p>
+      <w:pPr>
+        <w:pStyle w:val="Heading1"/>
+        <w:spacing w:after="120" w:before="280"/>
+      </w:pPr>
+      <w:r>
+        <w:t xml:space="preserve">ValuePickr Community Signal</w:t>
+      </w:r>
+    </w:p>
+    <w:p>
+      <w:pPr>
+        <w:spacing w:after="120"/>
+      </w:pPr>
+      <w:r>
+        <w:t xml:space="preserve">Read the most recent 50 of 256 posts (2025-11 to 2026-08). A community member investigated management remuneration (raised alongside sales/profit growth) and concluded the absolute amounts (Rs 25-40 lakh p.a.) were reasonable versus industry, not a governance concern. Stock fell on Q1 FY27 results despite headline strength -- community attributes this to the market wanting to see order-book continuity and diversification beyond Kavach before assigning a higher multiple (citing HBL Engineering's current re-rating struggle as a cautionary parallel).</w:t>
+      </w:r>
+    </w:p>
+    <w:p>
+      <w:pPr>
+        <w:spacing w:after="120"/>
+      </w:pPr>
+      <w:r>
+        <w:rPr>
+          <w:b/>
+          <w:bCs/>
+          <w:sz w:val="20"/>
+          <w:szCs w:val="20"/>
+        </w:rPr>
+        <w:t xml:space="preserve">High-conviction call from a top contributor: </w:t>
+      </w:r>
+      <w:r>
+        <w:rPr>
+          <w:sz w:val="20"/>
+          <w:szCs w:val="20"/>
+        </w:rPr>
+        <w:t xml:space="preserve">kartik_bhat (trusted, elevated) posted a detailed, order-by-order breakdown (Aug 18, 2026): total outstanding order book Rs 3,641 Cr, of which the CLW order is 45% complete (Rs 1,300 Cr balance), and remaining execution timeline implies ~Rs 2,800-2,900 Cr FY27 topline -- against a Rs 3,305 Cr market cap, this is a genuinely cheap forward multiple if execution holds. A countervailing, technically valid point from another poster: revenue recognition may be based on 'supplied' rather than 'installed &amp; commissioned' units, which could overstate near-term completion.</w:t>
+      </w:r>
+    </w:p>
+    <w:p>
+      <w:pPr>
+        <w:pStyle w:val="Heading1"/>
+        <w:spacing w:after="120" w:before="280"/>
+      </w:pPr>
+      <w:r>
+        <w:t xml:space="preserve">Trusted-User Signals (Ongoing)</w:t>
+      </w:r>
+    </w:p>
+    <w:p>
+      <w:pPr>
+        <w:spacing w:after="120"/>
+      </w:pPr>
+      <w:r>
+        <w:rPr>
+          <w:i/>
+          <w:iCs/>
+          <w:color w:val="666666"/>
+          <w:sz w:val="18"/>
+          <w:szCs w:val="18"/>
+        </w:rPr>
+        <w:t xml:space="preserve">Every time a trusted user expresses clear conviction on this stock, most recent first — this section accumulates over time, it isn't a one-time snapshot.</w:t>
+      </w:r>
+    </w:p>
+    <w:p>
+      <w:pPr>
+        <w:spacing w:after="100"/>
+      </w:pPr>
+      <w:r>
+        <w:rPr>
+          <w:b/>
+          <w:bCs/>
+          <w:sz w:val="20"/>
+          <w:szCs w:val="20"/>
+        </w:rPr>
+        <w:t xml:space="preserve">2026-08-18 — undefined</w:t>
+      </w:r>
+      <w:r>
+        <w:rPr>
+          <w:i/>
+          <w:iCs/>
+          <w:color w:val="666666"/>
+          <w:sz w:val="18"/>
+          <w:szCs w:val="18"/>
+        </w:rPr>
         <w:t xml:space="preserve"/>
       </w:r>
       <w:r>
@@ -378,7 +2557,7 @@
         <w:spacing w:after="120"/>
       </w:pPr>
       <w:r>
-        <w:t xml:space="preserve"/>
+        <w:t xml:space="preserve">Aug 2026: string of fresh Kavach awards -- Rs 91.12 Cr (BLW), Rs 67.53 Cr (PLW, complete before 15-Apr-2027), Rs 66.62 Cr (ICF, complete by 31-Mar-2028), Rs 31.87 Cr (ICF Kavach upgrade). CLW-II order: 1,360 of 3,024 units (~45%) delivered, all dispatches guided by Nov 2026, testing by Feb 2027. No dividend declared despite the profit surge.</w:t>
       </w:r>
     </w:p>
     <w:p>
@@ -400,20 +2579,46 @@
         <w:spacing w:after="60"/>
       </w:pPr>
       <w:r>
-        <w:t xml:space="preserve">Specific, well-documented order book (Rs 3,641 Cr) gives real multi-year revenue visibility against a mandated national railway-safety rollout</w:t>
-      </w:r>
-    </w:p>
-    <w:p>
-      <w:pPr>
-        <w:pStyle w:val="ListParagraph"/>
-        <w:numPr>
-          <w:ilvl w:val="0"/>
-          <w:numId w:val="1"/>
-        </w:numPr>
-        <w:spacing w:after="60"/>
-      </w:pPr>
-      <w:r>
-        <w:t xml:space="preserve">Management remuneration was investigated by the community and found reasonable, removing a potential governance overhang</w:t>
+        <w:t xml:space="preserve">Q1 FY27 (revenue Rs 504 Cr &gt; all of FY26; PAT Rs 110 Cr; 32% EBITDA margin) converts the order book from a promise into a demonstrated run-rate</w:t>
+      </w:r>
+    </w:p>
+    <w:p>
+      <w:pPr>
+        <w:pStyle w:val="ListParagraph"/>
+        <w:numPr>
+          <w:ilvl w:val="0"/>
+          <w:numId w:val="1"/>
+        </w:numPr>
+        <w:spacing w:after="60"/>
+      </w:pPr>
+      <w:r>
+        <w:t xml:space="preserve">Rs 3,487 Cr order book with ~Rs 2,100 Cr guided executable in FY27 vs a Rs 2,914 Cr market cap -- ~7x forward earnings if execution holds</w:t>
+      </w:r>
+    </w:p>
+    <w:p>
+      <w:pPr>
+        <w:pStyle w:val="ListParagraph"/>
+        <w:numPr>
+          <w:ilvl w:val="0"/>
+          <w:numId w:val="1"/>
+        </w:numPr>
+        <w:spacing w:after="60"/>
+      </w:pPr>
+      <w:r>
+        <w:t xml:space="preserve">Mandated national Kavach rollout (only ~a few thousand of ~40,000+ route-km covered) is a genuine multi-year structural tailwind; fresh awards keep arriving monthly</w:t>
+      </w:r>
+    </w:p>
+    <w:p>
+      <w:pPr>
+        <w:pStyle w:val="ListParagraph"/>
+        <w:numPr>
+          <w:ilvl w:val="0"/>
+          <w:numId w:val="1"/>
+        </w:numPr>
+        <w:spacing w:after="60"/>
+      </w:pPr>
+      <w:r>
+        <w:t xml:space="preserve">Management remuneration was investigated by the community and found reasonable, removing one potential governance overhang</w:t>
       </w:r>
     </w:p>
     <w:p>
@@ -435,20 +2640,46 @@
         <w:spacing w:after="60"/>
       </w:pPr>
       <w:r>
-        <w:t xml:space="preserve">Stock has already re-rated 87.5% in a year and trades at 13.3x book -- much of the visible order book may already be priced in</w:t>
-      </w:r>
-    </w:p>
-    <w:p>
-      <w:pPr>
-        <w:pStyle w:val="ListParagraph"/>
-        <w:numPr>
-          <w:ilvl w:val="0"/>
-          <w:numId w:val="1"/>
-        </w:numPr>
-        <w:spacing w:after="60"/>
-      </w:pPr>
-      <w:r>
-        <w:t xml:space="preserve">A valid revenue-recognition timing concern ('supplied' vs 'installed &amp; commissioned') could mean reported completion percentages overstate near-term cash-backed revenue</w:t>
+        <w:t xml:space="preserve">Debtor days ~268 -- reported profit is not converting to cash; the 'supplied' vs 'installed &amp; commissioned' revenue-recognition timing question is still open</w:t>
+      </w:r>
+    </w:p>
+    <w:p>
+      <w:pPr>
+        <w:pStyle w:val="ListParagraph"/>
+        <w:numPr>
+          <w:ilvl w:val="0"/>
+          <w:numId w:val="1"/>
+        </w:numPr>
+        <w:spacing w:after="60"/>
+      </w:pPr>
+      <w:r>
+        <w:t xml:space="preserve">Promoter holding low and declining (~28.7%), no dividend despite record profit, leverage and interest cost rising</w:t>
+      </w:r>
+    </w:p>
+    <w:p>
+      <w:pPr>
+        <w:pStyle w:val="ListParagraph"/>
+        <w:numPr>
+          <w:ilvl w:val="0"/>
+          <w:numId w:val="1"/>
+        </w:numPr>
+        <w:spacing w:after="60"/>
+      </w:pPr>
+      <w:r>
+        <w:t xml:space="preserve">5-year average ROCE still negative: a policy-driven turnaround being priced as a certainty, not a proven compounder</w:t>
+      </w:r>
+    </w:p>
+    <w:p>
+      <w:pPr>
+        <w:pStyle w:val="ListParagraph"/>
+        <w:numPr>
+          <w:ilvl w:val="0"/>
+          <w:numId w:val="1"/>
+        </w:numPr>
+        <w:spacing w:after="60"/>
+      </w:pPr>
+      <w:r>
+        <w:t xml:space="preserve">Single-customer (Indian Railways) tender business with 4-5 approved OEMs -- award timing lumpy and tender margins can compress; HBL Engineering shows re-rating is not automatic even with a big order book</w:t>
       </w:r>
     </w:p>
     <w:p>
@@ -469,7 +2700,7 @@
           <w:b/>
           <w:bCs/>
         </w:rPr>
-        <w:t xml:space="preserve">Small-cap (~Rs 3,305 Cr)</w:t>
+        <w:t xml:space="preserve">Small-cap (~Rs 2,914 Cr)</w:t>
       </w:r>
     </w:p>
     <w:p>
@@ -497,6 +2728,34 @@
     </w:p>
     <w:p>
       <w:pPr>
+        <w:spacing w:after="120"/>
+      </w:pPr>
+      <w:r>
+        <w:rPr>
+          <w:color w:val="666666"/>
+          <w:sz w:val="20"/>
+          <w:szCs w:val="20"/>
+        </w:rPr>
+        <w:t xml:space="preserve">4-box gate — tailwind: yes · TAM: yes · moat: weak · valuation: weak  (score 3 / 4)</w:t>
+      </w:r>
+    </w:p>
+    <w:p>
+      <w:pPr>
+        <w:spacing w:after="120"/>
+      </w:pPr>
+      <w:r>
+        <w:rPr>
+          <w:i/>
+          <w:iCs/>
+          <w:color w:val="666666"/>
+          <w:sz w:val="20"/>
+          <w:szCs w:val="20"/>
+        </w:rPr>
+        <w:t xml:space="preserve">tailwind yes (mandated multi-year Kavach rollout, only a fraction of the network covered). tam yes on the small-cap live-inflection rule -- Q1 FY27 revenue alone exceeded all of FY26 and the Rs 3,487 Cr order book exceeds the Rs 2,914 Cr mcap. moat weak (tender-driven, 4-5 approved OEMs, pricing power sits with Indian Railways). valuation weak (~15x trailing / ~7x forward looks cheap, but 11.7x book and 268 debtor days mean reported earnings quality is suspect -- not a clean 'yes'). Score 3.0 -&gt; 10x-in-2-3-years permitted; conviction still held at Medium on earnings-quality grounds.</w:t>
+      </w:r>
+    </w:p>
+    <w:p>
+      <w:pPr>
         <w:pStyle w:val="Heading1"/>
         <w:spacing w:after="120" w:before="280"/>
       </w:pPr>
@@ -515,33 +2774,46 @@
           <w:sz w:val="24"/>
           <w:szCs w:val="24"/>
         </w:rPr>
-        <w:t xml:space="preserve">Genuine multi-year order-book visibility in a policy-mandated safety rollout, already substantially re-rated</w:t>
-      </w:r>
-    </w:p>
-    <w:p>
-      <w:pPr>
-        <w:pStyle w:val="ListParagraph"/>
-        <w:numPr>
-          <w:ilvl w:val="0"/>
-          <w:numId w:val="1"/>
-        </w:numPr>
-        <w:spacing w:after="60"/>
-      </w:pPr>
-      <w:r>
-        <w:t xml:space="preserve">A trusted user's detailed, sourced order-book math gives real substance to the growth story, distinguishing it from pure momentum</w:t>
-      </w:r>
-    </w:p>
-    <w:p>
-      <w:pPr>
-        <w:pStyle w:val="ListParagraph"/>
-        <w:numPr>
-          <w:ilvl w:val="0"/>
-          <w:numId w:val="1"/>
-        </w:numPr>
-        <w:spacing w:after="60"/>
-      </w:pPr>
-      <w:r>
-        <w:t xml:space="preserve">Conviction held to Medium given the stock has already re-rated sharply and a legitimate revenue-recognition timing question remains open</w:t>
+        <w:t xml:space="preserve">Order book now validated by a step-change quarter and the stock is cheap on forward execution -- but cash conversion, revenue-recognition timing and a low/declining promoter stake keep conviction at Medium</w:t>
+      </w:r>
+    </w:p>
+    <w:p>
+      <w:pPr>
+        <w:pStyle w:val="ListParagraph"/>
+        <w:numPr>
+          <w:ilvl w:val="0"/>
+          <w:numId w:val="1"/>
+        </w:numPr>
+        <w:spacing w:after="60"/>
+      </w:pPr>
+      <w:r>
+        <w:t xml:space="preserve">Q1 FY27 (a single quarter larger than all of FY26, 32% EBITDA margin) is a real live inflection: on the small/mid-cap recent-trajectory rule, tailwind and TAM read 'yes' and four_box reaches 3.0, so the 10x-in-2-3-years label is permitted</w:t>
+      </w:r>
+    </w:p>
+    <w:p>
+      <w:pPr>
+        <w:pStyle w:val="ListParagraph"/>
+        <w:numPr>
+          <w:ilvl w:val="0"/>
+          <w:numId w:val="1"/>
+        </w:numPr>
+        <w:spacing w:after="60"/>
+      </w:pPr>
+      <w:r>
+        <w:t xml:space="preserve">Conviction held at Medium (not raised) because the earnings quality is genuinely unresolved: ~268 debtor days, the open 'supplied vs commissioned' revenue-recognition question, no dividend, rising leverage, and a promoter stake that is both low (~28.7%) and drifting down</w:t>
+      </w:r>
+    </w:p>
+    <w:p>
+      <w:pPr>
+        <w:pStyle w:val="ListParagraph"/>
+        <w:numPr>
+          <w:ilvl w:val="0"/>
+          <w:numId w:val="1"/>
+        </w:numPr>
+        <w:spacing w:after="60"/>
+      </w:pPr>
+      <w:r>
+        <w:t xml:space="preserve">Re-rating trigger: two consecutive quarters of order execution WITH visible receivables collection / operating cash flow, plus any diversification of the customer base beyond Indian Railways</w:t>
       </w:r>
     </w:p>
     <w:p>

--- a/projects/valuepickr-open-screen/docs/Kernex Microsystems India Ltd.docx
+++ b/projects/valuepickr-open-screen/docs/Kernex Microsystems India Ltd.docx
@@ -2509,6 +2509,38 @@
           <w:szCs w:val="18"/>
         </w:rPr>
         <w:t xml:space="preserve">Every time a trusted user expresses clear conviction on this stock, most recent first — this section accumulates over time, it isn't a one-time snapshot.</w:t>
+      </w:r>
+    </w:p>
+    <w:p>
+      <w:pPr>
+        <w:spacing w:after="100"/>
+      </w:pPr>
+      <w:r>
+        <w:rPr>
+          <w:b/>
+          <w:bCs/>
+          <w:sz w:val="20"/>
+          <w:szCs w:val="20"/>
+        </w:rPr>
+        <w:t xml:space="preserve">2026-09-02 — Vivek_6954</w:t>
+      </w:r>
+      <w:r>
+        <w:rPr>
+          <w:i/>
+          <w:iCs/>
+          <w:color w:val="666666"/>
+          <w:sz w:val="18"/>
+          <w:szCs w:val="18"/>
+        </w:rPr>
+        <w:t xml:space="preserve"> (Vivek Gautam Portfolio)</w:t>
+      </w:r>
+      <w:r>
+        <w:rPr>
+          <w:sz w:val="20"/>
+          <w:szCs w:val="20"/>
+        </w:rPr>
+        <w:br/>
+        <w:t xml:space="preserve">: "As such was lucky in exiting recently kernex and bajaj corp post seeming good nos and switching to cos which came with good nos or pyramiding in existing stocks." (post #1245) — no prior logged Vivek_6954 conviction entry found for this stock to supersede; recorded as a fresh exit signal.</w:t>
       </w:r>
     </w:p>
     <w:p>
